--- a/lessons/2-3/downloads/reveal/teacher/2.6-session-1-prerequisite-practice-a.docx
+++ b/lessons/2-3/downloads/reveal/teacher/2.6-session-1-prerequisite-practice-a.docx
@@ -81,7 +81,7 @@
           <w:sz w:val="19"/>
           <w:szCs w:val="19"/>
         </w:rPr>
-        <w:t xml:space="preserve">Lesson 2-6  ·  Session 1  ·  Prerequisite Practice A  ·  Skill 1 of 2</w:t>
+        <w:t xml:space="preserve">Lesson 2-3  ·  Session 1  ·  Prerequisite Practice A  ·  Skill 1 of 2</w:t>
       </w:r>
     </w:p>
     <w:p>
@@ -1725,7 +1725,7 @@
           <w:sz w:val="19"/>
           <w:szCs w:val="19"/>
         </w:rPr>
-        <w:t xml:space="preserve">Lesson 2-6  ·  Session 1  ·  Prerequisite Practice A  ·  Skill 2 of 2</w:t>
+        <w:t xml:space="preserve">Lesson 2-3  ·  Session 1  ·  Prerequisite Practice A  ·  Skill 2 of 2</w:t>
       </w:r>
     </w:p>
     <w:p>
@@ -3870,7 +3870,7 @@
               <w:sz w:val="15"/>
               <w:szCs w:val="15"/>
             </w:rPr>
-            <w:t xml:space="preserve">Lesson 2-6  ·  Session 1  ·  Prerequisite Practice A</w:t>
+            <w:t xml:space="preserve">Lesson 2-3  ·  Session 1  ·  Prerequisite Practice A</w:t>
           </w:r>
         </w:p>
       </w:tc>

--- a/lessons/2-3/downloads/reveal/teacher/2.6-session-1-prerequisite-practice-a.docx
+++ b/lessons/2-3/downloads/reveal/teacher/2.6-session-1-prerequisite-practice-a.docx
@@ -15,10 +15,28 @@
         <w:rPr>
           <w:rFonts w:ascii="Avenir Next" w:hAnsi="Avenir Next" w:cs="Avenir Next" w:eastAsia="Avenir Next"/>
           <w:color w:val="1A1A1A"/>
+          <w:sz w:val="22"/>
+          <w:szCs w:val="20"/>
+        </w:rPr>
+        <w:t xml:space="preserve">Name</w:t>
+      </w:r>
+      <w:r>
+        <w:rPr>
+          <w:rFonts w:ascii="Avenir Next" w:hAnsi="Avenir Next" w:cs="Avenir Next" w:eastAsia="Avenir Next"/>
+          <w:color w:val="1A1A1A"/>
           <w:sz w:val="20"/>
           <w:szCs w:val="20"/>
         </w:rPr>
-        <w:t xml:space="preserve">Name</w:t>
+        <w:tab/>
+      </w:r>
+      <w:r>
+        <w:rPr>
+          <w:rFonts w:ascii="Avenir Next" w:hAnsi="Avenir Next" w:cs="Avenir Next" w:eastAsia="Avenir Next"/>
+          <w:color w:val="1A1A1A"/>
+          <w:sz w:val="22"/>
+          <w:szCs w:val="20"/>
+        </w:rPr>
+        <w:t xml:space="preserve">   Date</w:t>
       </w:r>
       <w:r>
         <w:rPr>
@@ -33,25 +51,7 @@
         <w:rPr>
           <w:rFonts w:ascii="Avenir Next" w:hAnsi="Avenir Next" w:cs="Avenir Next" w:eastAsia="Avenir Next"/>
           <w:color w:val="1A1A1A"/>
-          <w:sz w:val="20"/>
-          <w:szCs w:val="20"/>
-        </w:rPr>
-        <w:t xml:space="preserve">   Date</w:t>
-      </w:r>
-      <w:r>
-        <w:rPr>
-          <w:rFonts w:ascii="Avenir Next" w:hAnsi="Avenir Next" w:cs="Avenir Next" w:eastAsia="Avenir Next"/>
-          <w:color w:val="1A1A1A"/>
-          <w:sz w:val="20"/>
-          <w:szCs w:val="20"/>
-        </w:rPr>
-        <w:tab/>
-      </w:r>
-      <w:r>
-        <w:rPr>
-          <w:rFonts w:ascii="Avenir Next" w:hAnsi="Avenir Next" w:cs="Avenir Next" w:eastAsia="Avenir Next"/>
-          <w:color w:val="1A1A1A"/>
-          <w:sz w:val="20"/>
+          <w:sz w:val="22"/>
           <w:szCs w:val="20"/>
         </w:rPr>
         <w:t xml:space="preserve">   Period</w:t>
@@ -78,14 +78,15 @@
           <w:caps/>
           <w:color w:val="003A70"/>
           <w:spacing w:val="12"/>
-          <w:sz w:val="19"/>
+          <w:sz w:val="22"/>
           <w:szCs w:val="19"/>
         </w:rPr>
-        <w:t xml:space="preserve">Lesson 2-3  ·  Session 1  ·  Prerequisite Practice A  ·  Skill 1 of 2</w:t>
-      </w:r>
-    </w:p>
-    <w:p>
-      <w:pPr>
+        <w:t xml:space="preserve">Lesson 2-6  ·  Session 1  ·  Prerequisite Practice A  ·  Skill 1 of 2</w:t>
+      </w:r>
+    </w:p>
+    <w:p>
+      <w:pPr>
+        <w:pStyle w:val="Heading1"/>
         <w:keepNext/>
         <w:spacing w:before="0" w:after="10" w:line="240" w:lineRule="auto"/>
       </w:pPr>
@@ -111,7 +112,7 @@
         <w:rPr>
           <w:rFonts w:ascii="Avenir Next" w:hAnsi="Avenir Next" w:cs="Avenir Next" w:eastAsia="Avenir Next"/>
           <w:color w:val="5A5F66"/>
-          <w:sz w:val="17"/>
+          <w:sz w:val="22"/>
           <w:szCs w:val="17"/>
         </w:rPr>
         <w:t xml:space="preserve">Builds on Grade 5 · 5.NBT.B.6</w:t>
@@ -154,6 +155,7 @@
           </w:tcPr>
           <w:p>
             <w:pPr>
+              <w:pStyle w:val="Heading2"/>
               <w:spacing w:before="0" w:after="0" w:line="252" w:lineRule="auto"/>
             </w:pPr>
             <w:r>
@@ -183,7 +185,7 @@
               <w:rPr>
                 <w:rFonts w:ascii="Avenir Next" w:hAnsi="Avenir Next" w:cs="Avenir Next" w:eastAsia="Avenir Next"/>
                 <w:color w:val="1A1A1A"/>
-                <w:sz w:val="20"/>
+                <w:sz w:val="22"/>
                 <w:szCs w:val="20"/>
               </w:rPr>
               <w:t xml:space="preserve">In problem 7 the mean tip is $33.14: the total tips split evenly over 7 days.</w:t>
@@ -203,6 +205,7 @@
           </w:tcPr>
           <w:p>
             <w:pPr>
+              <w:pStyle w:val="Heading2"/>
               <w:spacing w:before="0" w:after="0" w:line="252" w:lineRule="auto"/>
             </w:pPr>
             <w:r>
@@ -232,7 +235,7 @@
               <w:rPr>
                 <w:rFonts w:ascii="Avenir Next" w:hAnsi="Avenir Next" w:cs="Avenir Next" w:eastAsia="Avenir Next"/>
                 <w:color w:val="1A1A1A"/>
-                <w:sz w:val="20"/>
+                <w:sz w:val="22"/>
                 <w:szCs w:val="20"/>
               </w:rPr>
               <w:t xml:space="preserve">Find the mean: add the values, then share the total evenly.  </w:t>
@@ -242,7 +245,7 @@
                 <w:rFonts w:ascii="Avenir Next" w:hAnsi="Avenir Next" w:cs="Avenir Next" w:eastAsia="Avenir Next"/>
                 <w:b/>
                 <w:color w:val="1A1A1A"/>
-                <w:sz w:val="20"/>
+                <w:sz w:val="22"/>
                 <w:szCs w:val="20"/>
               </w:rPr>
               <w:t xml:space="preserve">You will use it in Practice Form A, problems 7 and 8.</w:t>
@@ -253,6 +256,7 @@
     </w:tbl>
     <w:p>
       <w:pPr>
+        <w:pStyle w:val="Heading2"/>
         <w:keepNext/>
         <w:pBdr>
           <w:bottom w:val="single" w:sz="8" w:space="3" w:color="003A70"/>
@@ -268,7 +272,7 @@
           <w:b/>
           <w:color w:val="003A70"/>
           <w:spacing w:val="14"/>
-          <w:sz w:val="19"/>
+          <w:sz w:val="22"/>
           <w:szCs w:val="19"/>
         </w:rPr>
         <w:t xml:space="preserve">STEPS TO FOLLOW</w:t>
@@ -287,7 +291,7 @@
           <w:rFonts w:ascii="Avenir Next" w:hAnsi="Avenir Next" w:cs="Avenir Next" w:eastAsia="Avenir Next"/>
           <w:i/>
           <w:color w:val="5A5F66"/>
-          <w:sz w:val="17"/>
+          <w:sz w:val="22"/>
           <w:szCs w:val="17"/>
         </w:rPr>
         <w:t xml:space="preserve">use these same steps on every problem</w:t>
@@ -329,6 +333,7 @@
           </w:tcPr>
           <w:p>
             <w:pPr>
+              <w:pStyle w:val="Heading1"/>
               <w:spacing w:before="0" w:after="0" w:line="240" w:lineRule="auto"/>
               <w:jc w:val="center"/>
             </w:pPr>
@@ -358,7 +363,7 @@
                 <w:rFonts w:ascii="Avenir Next" w:hAnsi="Avenir Next" w:cs="Avenir Next" w:eastAsia="Avenir Next"/>
                 <w:b/>
                 <w:color w:val="1A1A1A"/>
-                <w:sz w:val="21"/>
+                <w:sz w:val="22"/>
                 <w:szCs w:val="21"/>
               </w:rPr>
               <w:t xml:space="preserve">Add</w:t>
@@ -367,7 +372,7 @@
               <w:rPr>
                 <w:rFonts w:ascii="Avenir Next" w:hAnsi="Avenir Next" w:cs="Avenir Next" w:eastAsia="Avenir Next"/>
                 <w:color w:val="1A1A1A"/>
-                <w:sz w:val="21"/>
+                <w:sz w:val="22"/>
                 <w:szCs w:val="21"/>
               </w:rPr>
               <w:t xml:space="preserve"> all the values to get the total.</w:t>
@@ -386,6 +391,7 @@
           </w:tcPr>
           <w:p>
             <w:pPr>
+              <w:pStyle w:val="Heading1"/>
               <w:spacing w:before="0" w:after="0" w:line="240" w:lineRule="auto"/>
               <w:jc w:val="center"/>
             </w:pPr>
@@ -415,7 +421,7 @@
                 <w:rFonts w:ascii="Avenir Next" w:hAnsi="Avenir Next" w:cs="Avenir Next" w:eastAsia="Avenir Next"/>
                 <w:b/>
                 <w:color w:val="1A1A1A"/>
-                <w:sz w:val="21"/>
+                <w:sz w:val="22"/>
                 <w:szCs w:val="21"/>
               </w:rPr>
               <w:t xml:space="preserve">Count</w:t>
@@ -424,7 +430,7 @@
               <w:rPr>
                 <w:rFonts w:ascii="Avenir Next" w:hAnsi="Avenir Next" w:cs="Avenir Next" w:eastAsia="Avenir Next"/>
                 <w:color w:val="1A1A1A"/>
-                <w:sz w:val="21"/>
+                <w:sz w:val="22"/>
                 <w:szCs w:val="21"/>
               </w:rPr>
               <w:t xml:space="preserve"> how many values there are.</w:t>
@@ -443,6 +449,7 @@
           </w:tcPr>
           <w:p>
             <w:pPr>
+              <w:pStyle w:val="Heading1"/>
               <w:spacing w:before="0" w:after="0" w:line="240" w:lineRule="auto"/>
               <w:jc w:val="center"/>
             </w:pPr>
@@ -472,7 +479,7 @@
                 <w:rFonts w:ascii="Avenir Next" w:hAnsi="Avenir Next" w:cs="Avenir Next" w:eastAsia="Avenir Next"/>
                 <w:b/>
                 <w:color w:val="1A1A1A"/>
-                <w:sz w:val="21"/>
+                <w:sz w:val="22"/>
                 <w:szCs w:val="21"/>
               </w:rPr>
               <w:t xml:space="preserve">Divide</w:t>
@@ -481,7 +488,7 @@
               <w:rPr>
                 <w:rFonts w:ascii="Avenir Next" w:hAnsi="Avenir Next" w:cs="Avenir Next" w:eastAsia="Avenir Next"/>
                 <w:color w:val="1A1A1A"/>
-                <w:sz w:val="21"/>
+                <w:sz w:val="22"/>
                 <w:szCs w:val="21"/>
               </w:rPr>
               <w:t xml:space="preserve"> the total by the count.</w:t>
@@ -492,6 +499,7 @@
     </w:tbl>
     <w:p>
       <w:pPr>
+        <w:pStyle w:val="Heading2"/>
         <w:keepNext/>
         <w:pBdr>
           <w:bottom w:val="single" w:sz="8" w:space="3" w:color="003A70"/>
@@ -507,7 +515,7 @@
           <w:b/>
           <w:color w:val="003A70"/>
           <w:spacing w:val="14"/>
-          <w:sz w:val="19"/>
+          <w:sz w:val="22"/>
           <w:szCs w:val="19"/>
         </w:rPr>
         <w:t xml:space="preserve">WATCH ME</w:t>
@@ -526,7 +534,7 @@
           <w:rFonts w:ascii="Avenir Next" w:hAnsi="Avenir Next" w:cs="Avenir Next" w:eastAsia="Avenir Next"/>
           <w:i/>
           <w:color w:val="5A5F66"/>
-          <w:sz w:val="17"/>
+          <w:sz w:val="22"/>
           <w:szCs w:val="17"/>
         </w:rPr>
         <w:t xml:space="preserve">the steps in action</w:t>
@@ -541,7 +549,7 @@
           <w:rFonts w:ascii="Avenir Next" w:hAnsi="Avenir Next" w:cs="Avenir Next" w:eastAsia="Avenir Next"/>
           <w:b/>
           <w:color w:val="1A1A1A"/>
-          <w:sz w:val="21"/>
+          <w:sz w:val="22"/>
           <w:szCs w:val="21"/>
         </w:rPr>
         <w:t xml:space="preserve">Four friends have 6, 9, 3, and 10 stickers. They share evenly. How many each?</w:t>
@@ -560,25 +568,25 @@
           <w:rFonts w:ascii="Avenir Next" w:hAnsi="Avenir Next" w:cs="Avenir Next" w:eastAsia="Avenir Next"/>
           <w:b/>
           <w:color w:val="003A70"/>
+          <w:sz w:val="22"/>
+          <w:szCs w:val="19"/>
+        </w:rPr>
+        <w:t xml:space="preserve">Step 1</w:t>
+      </w:r>
+      <w:r>
+        <w:rPr>
+          <w:rFonts w:ascii="Avenir Next" w:hAnsi="Avenir Next" w:cs="Avenir Next" w:eastAsia="Avenir Next"/>
+          <w:color w:val="1A1A1A"/>
           <w:sz w:val="19"/>
           <w:szCs w:val="19"/>
         </w:rPr>
-        <w:t xml:space="preserve">Step 1</w:t>
-      </w:r>
-      <w:r>
-        <w:rPr>
-          <w:rFonts w:ascii="Avenir Next" w:hAnsi="Avenir Next" w:cs="Avenir Next" w:eastAsia="Avenir Next"/>
-          <w:color w:val="1A1A1A"/>
-          <w:sz w:val="19"/>
-          <w:szCs w:val="19"/>
-        </w:rPr>
         <w:tab/>
       </w:r>
       <w:r>
         <w:rPr>
           <w:rFonts w:ascii="Avenir Next" w:hAnsi="Avenir Next" w:cs="Avenir Next" w:eastAsia="Avenir Next"/>
           <w:color w:val="1A1A1A"/>
-          <w:sz w:val="21"/>
+          <w:sz w:val="22"/>
           <w:szCs w:val="21"/>
         </w:rPr>
         <w:t xml:space="preserve">6 + 9 + 3 + 10 = 28.</w:t>
@@ -597,25 +605,25 @@
           <w:rFonts w:ascii="Avenir Next" w:hAnsi="Avenir Next" w:cs="Avenir Next" w:eastAsia="Avenir Next"/>
           <w:b/>
           <w:color w:val="003A70"/>
+          <w:sz w:val="22"/>
+          <w:szCs w:val="19"/>
+        </w:rPr>
+        <w:t xml:space="preserve">Step 2</w:t>
+      </w:r>
+      <w:r>
+        <w:rPr>
+          <w:rFonts w:ascii="Avenir Next" w:hAnsi="Avenir Next" w:cs="Avenir Next" w:eastAsia="Avenir Next"/>
+          <w:color w:val="1A1A1A"/>
           <w:sz w:val="19"/>
           <w:szCs w:val="19"/>
         </w:rPr>
-        <w:t xml:space="preserve">Step 2</w:t>
-      </w:r>
-      <w:r>
-        <w:rPr>
-          <w:rFonts w:ascii="Avenir Next" w:hAnsi="Avenir Next" w:cs="Avenir Next" w:eastAsia="Avenir Next"/>
-          <w:color w:val="1A1A1A"/>
-          <w:sz w:val="19"/>
-          <w:szCs w:val="19"/>
-        </w:rPr>
         <w:tab/>
       </w:r>
       <w:r>
         <w:rPr>
           <w:rFonts w:ascii="Avenir Next" w:hAnsi="Avenir Next" w:cs="Avenir Next" w:eastAsia="Avenir Next"/>
           <w:color w:val="1A1A1A"/>
-          <w:sz w:val="21"/>
+          <w:sz w:val="22"/>
           <w:szCs w:val="21"/>
         </w:rPr>
         <w:t xml:space="preserve">There are 4 friends.</w:t>
@@ -634,25 +642,25 @@
           <w:rFonts w:ascii="Avenir Next" w:hAnsi="Avenir Next" w:cs="Avenir Next" w:eastAsia="Avenir Next"/>
           <w:b/>
           <w:color w:val="003A70"/>
+          <w:sz w:val="22"/>
+          <w:szCs w:val="19"/>
+        </w:rPr>
+        <w:t xml:space="preserve">Step 3</w:t>
+      </w:r>
+      <w:r>
+        <w:rPr>
+          <w:rFonts w:ascii="Avenir Next" w:hAnsi="Avenir Next" w:cs="Avenir Next" w:eastAsia="Avenir Next"/>
+          <w:color w:val="1A1A1A"/>
           <w:sz w:val="19"/>
           <w:szCs w:val="19"/>
         </w:rPr>
-        <w:t xml:space="preserve">Step 3</w:t>
-      </w:r>
-      <w:r>
-        <w:rPr>
-          <w:rFonts w:ascii="Avenir Next" w:hAnsi="Avenir Next" w:cs="Avenir Next" w:eastAsia="Avenir Next"/>
-          <w:color w:val="1A1A1A"/>
-          <w:sz w:val="19"/>
-          <w:szCs w:val="19"/>
-        </w:rPr>
         <w:tab/>
       </w:r>
       <w:r>
         <w:rPr>
           <w:rFonts w:ascii="Avenir Next" w:hAnsi="Avenir Next" w:cs="Avenir Next" w:eastAsia="Avenir Next"/>
           <w:color w:val="1A1A1A"/>
-          <w:sz w:val="21"/>
+          <w:sz w:val="22"/>
           <w:szCs w:val="21"/>
         </w:rPr>
         <w:t xml:space="preserve">28 ÷ 4 = 7.</w:t>
@@ -671,18 +679,18 @@
           <w:rFonts w:ascii="Avenir Next" w:hAnsi="Avenir Next" w:cs="Avenir Next" w:eastAsia="Avenir Next"/>
           <w:b/>
           <w:color w:val="1A1A1A"/>
+          <w:sz w:val="22"/>
+          <w:szCs w:val="21"/>
+        </w:rPr>
+        <w:t xml:space="preserve">Answer</w:t>
+      </w:r>
+      <w:r>
+        <w:rPr>
+          <w:rFonts w:ascii="Avenir Next" w:hAnsi="Avenir Next" w:cs="Avenir Next" w:eastAsia="Avenir Next"/>
+          <w:color w:val="1A1A1A"/>
           <w:sz w:val="21"/>
           <w:szCs w:val="21"/>
         </w:rPr>
-        <w:t xml:space="preserve">Answer</w:t>
-      </w:r>
-      <w:r>
-        <w:rPr>
-          <w:rFonts w:ascii="Avenir Next" w:hAnsi="Avenir Next" w:cs="Avenir Next" w:eastAsia="Avenir Next"/>
-          <w:color w:val="1A1A1A"/>
-          <w:sz w:val="21"/>
-          <w:szCs w:val="21"/>
-        </w:rPr>
         <w:tab/>
       </w:r>
       <w:r>
@@ -690,7 +698,7 @@
           <w:rFonts w:ascii="Avenir Next" w:hAnsi="Avenir Next" w:cs="Avenir Next" w:eastAsia="Avenir Next"/>
           <w:b/>
           <w:color w:val="1A1A1A"/>
-          <w:sz w:val="21"/>
+          <w:sz w:val="22"/>
           <w:szCs w:val="21"/>
         </w:rPr>
         <w:t xml:space="preserve">7 stickers each</w:t>
@@ -698,6 +706,7 @@
     </w:p>
     <w:p>
       <w:pPr>
+        <w:pStyle w:val="Heading2"/>
         <w:keepNext/>
         <w:pBdr>
           <w:bottom w:val="single" w:sz="8" w:space="3" w:color="003A70"/>
@@ -713,7 +722,7 @@
           <w:b/>
           <w:color w:val="003A70"/>
           <w:spacing w:val="14"/>
-          <w:sz w:val="19"/>
+          <w:sz w:val="22"/>
           <w:szCs w:val="19"/>
         </w:rPr>
         <w:t xml:space="preserve">TRY IT WITH HELP</w:t>
@@ -732,7 +741,7 @@
           <w:rFonts w:ascii="Avenir Next" w:hAnsi="Avenir Next" w:cs="Avenir Next" w:eastAsia="Avenir Next"/>
           <w:i/>
           <w:color w:val="5A5F66"/>
-          <w:sz w:val="17"/>
+          <w:sz w:val="22"/>
           <w:szCs w:val="17"/>
         </w:rPr>
         <w:t xml:space="preserve">fill in each step</w:t>
@@ -790,35 +799,35 @@
           <w:rFonts w:ascii="Avenir Next" w:hAnsi="Avenir Next" w:cs="Avenir Next" w:eastAsia="Avenir Next"/>
           <w:b/>
           <w:color w:val="003A70"/>
+          <w:sz w:val="22"/>
+          <w:szCs w:val="18"/>
+        </w:rPr>
+        <w:t xml:space="preserve">Step 1</w:t>
+      </w:r>
+      <w:r>
+        <w:rPr>
+          <w:rFonts w:ascii="Avenir Next" w:hAnsi="Avenir Next" w:cs="Avenir Next" w:eastAsia="Avenir Next"/>
+          <w:color w:val="1A1A1A"/>
           <w:sz w:val="18"/>
           <w:szCs w:val="18"/>
         </w:rPr>
-        <w:t xml:space="preserve">Step 1</w:t>
-      </w:r>
-      <w:r>
-        <w:rPr>
-          <w:rFonts w:ascii="Avenir Next" w:hAnsi="Avenir Next" w:cs="Avenir Next" w:eastAsia="Avenir Next"/>
-          <w:color w:val="1A1A1A"/>
-          <w:sz w:val="18"/>
-          <w:szCs w:val="18"/>
-        </w:rPr>
         <w:tab/>
       </w:r>
       <w:r>
         <w:rPr>
           <w:rFonts w:ascii="Avenir Next" w:hAnsi="Avenir Next" w:cs="Avenir Next" w:eastAsia="Avenir Next"/>
           <w:color w:val="1A1A1A"/>
+          <w:sz w:val="22"/>
+          <w:szCs w:val="21"/>
+        </w:rPr>
+        <w:t xml:space="preserve">4 + 6 + 8 = </w:t>
+      </w:r>
+      <w:r>
+        <w:rPr>
+          <w:rFonts w:ascii="Avenir Next" w:hAnsi="Avenir Next" w:cs="Avenir Next" w:eastAsia="Avenir Next"/>
+          <w:color w:val="1A1A1A"/>
           <w:sz w:val="21"/>
           <w:szCs w:val="21"/>
-        </w:rPr>
-        <w:t xml:space="preserve">4 + 6 + 8 = </w:t>
-      </w:r>
-      <w:r>
-        <w:rPr>
-          <w:rFonts w:ascii="Avenir Next" w:hAnsi="Avenir Next" w:cs="Avenir Next" w:eastAsia="Avenir Next"/>
-          <w:color w:val="1A1A1A"/>
-          <w:sz w:val="21"/>
-          <w:szCs w:val="21"/>
           <w:u w:val="single"/>
         </w:rPr>
         <w:t xml:space="preserve">                </w:t>
@@ -827,7 +836,7 @@
         <w:rPr>
           <w:rFonts w:ascii="Avenir Next" w:hAnsi="Avenir Next" w:cs="Avenir Next" w:eastAsia="Avenir Next"/>
           <w:color w:val="1A1A1A"/>
-          <w:sz w:val="21"/>
+          <w:sz w:val="22"/>
           <w:szCs w:val="21"/>
         </w:rPr>
         <w:t xml:space="preserve">.</w:t>
@@ -847,35 +856,35 @@
           <w:rFonts w:ascii="Avenir Next" w:hAnsi="Avenir Next" w:cs="Avenir Next" w:eastAsia="Avenir Next"/>
           <w:b/>
           <w:color w:val="003A70"/>
+          <w:sz w:val="22"/>
+          <w:szCs w:val="18"/>
+        </w:rPr>
+        <w:t xml:space="preserve">Step 2</w:t>
+      </w:r>
+      <w:r>
+        <w:rPr>
+          <w:rFonts w:ascii="Avenir Next" w:hAnsi="Avenir Next" w:cs="Avenir Next" w:eastAsia="Avenir Next"/>
+          <w:color w:val="1A1A1A"/>
           <w:sz w:val="18"/>
           <w:szCs w:val="18"/>
         </w:rPr>
-        <w:t xml:space="preserve">Step 2</w:t>
-      </w:r>
-      <w:r>
-        <w:rPr>
-          <w:rFonts w:ascii="Avenir Next" w:hAnsi="Avenir Next" w:cs="Avenir Next" w:eastAsia="Avenir Next"/>
-          <w:color w:val="1A1A1A"/>
-          <w:sz w:val="18"/>
-          <w:szCs w:val="18"/>
-        </w:rPr>
         <w:tab/>
       </w:r>
       <w:r>
         <w:rPr>
           <w:rFonts w:ascii="Avenir Next" w:hAnsi="Avenir Next" w:cs="Avenir Next" w:eastAsia="Avenir Next"/>
           <w:color w:val="1A1A1A"/>
+          <w:sz w:val="22"/>
+          <w:szCs w:val="21"/>
+        </w:rPr>
+        <w:t xml:space="preserve">There are </w:t>
+      </w:r>
+      <w:r>
+        <w:rPr>
+          <w:rFonts w:ascii="Avenir Next" w:hAnsi="Avenir Next" w:cs="Avenir Next" w:eastAsia="Avenir Next"/>
+          <w:color w:val="1A1A1A"/>
           <w:sz w:val="21"/>
           <w:szCs w:val="21"/>
-        </w:rPr>
-        <w:t xml:space="preserve">There are </w:t>
-      </w:r>
-      <w:r>
-        <w:rPr>
-          <w:rFonts w:ascii="Avenir Next" w:hAnsi="Avenir Next" w:cs="Avenir Next" w:eastAsia="Avenir Next"/>
-          <w:color w:val="1A1A1A"/>
-          <w:sz w:val="21"/>
-          <w:szCs w:val="21"/>
           <w:u w:val="single"/>
         </w:rPr>
         <w:t xml:space="preserve">                </w:t>
@@ -884,7 +893,7 @@
         <w:rPr>
           <w:rFonts w:ascii="Avenir Next" w:hAnsi="Avenir Next" w:cs="Avenir Next" w:eastAsia="Avenir Next"/>
           <w:color w:val="1A1A1A"/>
-          <w:sz w:val="21"/>
+          <w:sz w:val="22"/>
           <w:szCs w:val="21"/>
         </w:rPr>
         <w:t xml:space="preserve"> values.</w:t>
@@ -904,35 +913,35 @@
           <w:rFonts w:ascii="Avenir Next" w:hAnsi="Avenir Next" w:cs="Avenir Next" w:eastAsia="Avenir Next"/>
           <w:b/>
           <w:color w:val="003A70"/>
+          <w:sz w:val="22"/>
+          <w:szCs w:val="18"/>
+        </w:rPr>
+        <w:t xml:space="preserve">Step 3</w:t>
+      </w:r>
+      <w:r>
+        <w:rPr>
+          <w:rFonts w:ascii="Avenir Next" w:hAnsi="Avenir Next" w:cs="Avenir Next" w:eastAsia="Avenir Next"/>
+          <w:color w:val="1A1A1A"/>
           <w:sz w:val="18"/>
           <w:szCs w:val="18"/>
         </w:rPr>
-        <w:t xml:space="preserve">Step 3</w:t>
-      </w:r>
-      <w:r>
-        <w:rPr>
-          <w:rFonts w:ascii="Avenir Next" w:hAnsi="Avenir Next" w:cs="Avenir Next" w:eastAsia="Avenir Next"/>
-          <w:color w:val="1A1A1A"/>
-          <w:sz w:val="18"/>
-          <w:szCs w:val="18"/>
-        </w:rPr>
         <w:tab/>
       </w:r>
       <w:r>
         <w:rPr>
           <w:rFonts w:ascii="Avenir Next" w:hAnsi="Avenir Next" w:cs="Avenir Next" w:eastAsia="Avenir Next"/>
           <w:color w:val="1A1A1A"/>
+          <w:sz w:val="22"/>
+          <w:szCs w:val="21"/>
+        </w:rPr>
+        <w:t xml:space="preserve">18 ÷ 3 = </w:t>
+      </w:r>
+      <w:r>
+        <w:rPr>
+          <w:rFonts w:ascii="Avenir Next" w:hAnsi="Avenir Next" w:cs="Avenir Next" w:eastAsia="Avenir Next"/>
+          <w:color w:val="1A1A1A"/>
           <w:sz w:val="21"/>
           <w:szCs w:val="21"/>
-        </w:rPr>
-        <w:t xml:space="preserve">18 ÷ 3 = </w:t>
-      </w:r>
-      <w:r>
-        <w:rPr>
-          <w:rFonts w:ascii="Avenir Next" w:hAnsi="Avenir Next" w:cs="Avenir Next" w:eastAsia="Avenir Next"/>
-          <w:color w:val="1A1A1A"/>
-          <w:sz w:val="21"/>
-          <w:szCs w:val="21"/>
           <w:u w:val="single"/>
         </w:rPr>
         <w:t xml:space="preserve">                </w:t>
@@ -941,7 +950,7 @@
         <w:rPr>
           <w:rFonts w:ascii="Avenir Next" w:hAnsi="Avenir Next" w:cs="Avenir Next" w:eastAsia="Avenir Next"/>
           <w:color w:val="1A1A1A"/>
-          <w:sz w:val="21"/>
+          <w:sz w:val="22"/>
           <w:szCs w:val="21"/>
         </w:rPr>
         <w:t xml:space="preserve">.</w:t>
@@ -1004,35 +1013,35 @@
           <w:rFonts w:ascii="Avenir Next" w:hAnsi="Avenir Next" w:cs="Avenir Next" w:eastAsia="Avenir Next"/>
           <w:b/>
           <w:color w:val="003A70"/>
+          <w:sz w:val="22"/>
+          <w:szCs w:val="18"/>
+        </w:rPr>
+        <w:t xml:space="preserve">Step 1</w:t>
+      </w:r>
+      <w:r>
+        <w:rPr>
+          <w:rFonts w:ascii="Avenir Next" w:hAnsi="Avenir Next" w:cs="Avenir Next" w:eastAsia="Avenir Next"/>
+          <w:color w:val="1A1A1A"/>
           <w:sz w:val="18"/>
           <w:szCs w:val="18"/>
         </w:rPr>
-        <w:t xml:space="preserve">Step 1</w:t>
-      </w:r>
-      <w:r>
-        <w:rPr>
-          <w:rFonts w:ascii="Avenir Next" w:hAnsi="Avenir Next" w:cs="Avenir Next" w:eastAsia="Avenir Next"/>
-          <w:color w:val="1A1A1A"/>
-          <w:sz w:val="18"/>
-          <w:szCs w:val="18"/>
-        </w:rPr>
         <w:tab/>
       </w:r>
       <w:r>
         <w:rPr>
           <w:rFonts w:ascii="Avenir Next" w:hAnsi="Avenir Next" w:cs="Avenir Next" w:eastAsia="Avenir Next"/>
           <w:color w:val="1A1A1A"/>
+          <w:sz w:val="22"/>
+          <w:szCs w:val="21"/>
+        </w:rPr>
+        <w:t xml:space="preserve">5 + 9 + 7 + 3 = </w:t>
+      </w:r>
+      <w:r>
+        <w:rPr>
+          <w:rFonts w:ascii="Avenir Next" w:hAnsi="Avenir Next" w:cs="Avenir Next" w:eastAsia="Avenir Next"/>
+          <w:color w:val="1A1A1A"/>
           <w:sz w:val="21"/>
           <w:szCs w:val="21"/>
-        </w:rPr>
-        <w:t xml:space="preserve">5 + 9 + 7 + 3 = </w:t>
-      </w:r>
-      <w:r>
-        <w:rPr>
-          <w:rFonts w:ascii="Avenir Next" w:hAnsi="Avenir Next" w:cs="Avenir Next" w:eastAsia="Avenir Next"/>
-          <w:color w:val="1A1A1A"/>
-          <w:sz w:val="21"/>
-          <w:szCs w:val="21"/>
           <w:u w:val="single"/>
         </w:rPr>
         <w:t xml:space="preserve">                </w:t>
@@ -1041,7 +1050,7 @@
         <w:rPr>
           <w:rFonts w:ascii="Avenir Next" w:hAnsi="Avenir Next" w:cs="Avenir Next" w:eastAsia="Avenir Next"/>
           <w:color w:val="1A1A1A"/>
-          <w:sz w:val="21"/>
+          <w:sz w:val="22"/>
           <w:szCs w:val="21"/>
         </w:rPr>
         <w:t xml:space="preserve">.</w:t>
@@ -1061,35 +1070,35 @@
           <w:rFonts w:ascii="Avenir Next" w:hAnsi="Avenir Next" w:cs="Avenir Next" w:eastAsia="Avenir Next"/>
           <w:b/>
           <w:color w:val="003A70"/>
+          <w:sz w:val="22"/>
+          <w:szCs w:val="18"/>
+        </w:rPr>
+        <w:t xml:space="preserve">Step 2</w:t>
+      </w:r>
+      <w:r>
+        <w:rPr>
+          <w:rFonts w:ascii="Avenir Next" w:hAnsi="Avenir Next" w:cs="Avenir Next" w:eastAsia="Avenir Next"/>
+          <w:color w:val="1A1A1A"/>
           <w:sz w:val="18"/>
           <w:szCs w:val="18"/>
         </w:rPr>
-        <w:t xml:space="preserve">Step 2</w:t>
-      </w:r>
-      <w:r>
-        <w:rPr>
-          <w:rFonts w:ascii="Avenir Next" w:hAnsi="Avenir Next" w:cs="Avenir Next" w:eastAsia="Avenir Next"/>
-          <w:color w:val="1A1A1A"/>
-          <w:sz w:val="18"/>
-          <w:szCs w:val="18"/>
-        </w:rPr>
         <w:tab/>
       </w:r>
       <w:r>
         <w:rPr>
           <w:rFonts w:ascii="Avenir Next" w:hAnsi="Avenir Next" w:cs="Avenir Next" w:eastAsia="Avenir Next"/>
           <w:color w:val="1A1A1A"/>
+          <w:sz w:val="22"/>
+          <w:szCs w:val="21"/>
+        </w:rPr>
+        <w:t xml:space="preserve">There are </w:t>
+      </w:r>
+      <w:r>
+        <w:rPr>
+          <w:rFonts w:ascii="Avenir Next" w:hAnsi="Avenir Next" w:cs="Avenir Next" w:eastAsia="Avenir Next"/>
+          <w:color w:val="1A1A1A"/>
           <w:sz w:val="21"/>
           <w:szCs w:val="21"/>
-        </w:rPr>
-        <w:t xml:space="preserve">There are </w:t>
-      </w:r>
-      <w:r>
-        <w:rPr>
-          <w:rFonts w:ascii="Avenir Next" w:hAnsi="Avenir Next" w:cs="Avenir Next" w:eastAsia="Avenir Next"/>
-          <w:color w:val="1A1A1A"/>
-          <w:sz w:val="21"/>
-          <w:szCs w:val="21"/>
           <w:u w:val="single"/>
         </w:rPr>
         <w:t xml:space="preserve">                </w:t>
@@ -1098,7 +1107,7 @@
         <w:rPr>
           <w:rFonts w:ascii="Avenir Next" w:hAnsi="Avenir Next" w:cs="Avenir Next" w:eastAsia="Avenir Next"/>
           <w:color w:val="1A1A1A"/>
-          <w:sz w:val="21"/>
+          <w:sz w:val="22"/>
           <w:szCs w:val="21"/>
         </w:rPr>
         <w:t xml:space="preserve"> values.</w:t>
@@ -1118,35 +1127,35 @@
           <w:rFonts w:ascii="Avenir Next" w:hAnsi="Avenir Next" w:cs="Avenir Next" w:eastAsia="Avenir Next"/>
           <w:b/>
           <w:color w:val="003A70"/>
+          <w:sz w:val="22"/>
+          <w:szCs w:val="18"/>
+        </w:rPr>
+        <w:t xml:space="preserve">Step 3</w:t>
+      </w:r>
+      <w:r>
+        <w:rPr>
+          <w:rFonts w:ascii="Avenir Next" w:hAnsi="Avenir Next" w:cs="Avenir Next" w:eastAsia="Avenir Next"/>
+          <w:color w:val="1A1A1A"/>
           <w:sz w:val="18"/>
           <w:szCs w:val="18"/>
         </w:rPr>
-        <w:t xml:space="preserve">Step 3</w:t>
-      </w:r>
-      <w:r>
-        <w:rPr>
-          <w:rFonts w:ascii="Avenir Next" w:hAnsi="Avenir Next" w:cs="Avenir Next" w:eastAsia="Avenir Next"/>
-          <w:color w:val="1A1A1A"/>
-          <w:sz w:val="18"/>
-          <w:szCs w:val="18"/>
-        </w:rPr>
         <w:tab/>
       </w:r>
       <w:r>
         <w:rPr>
           <w:rFonts w:ascii="Avenir Next" w:hAnsi="Avenir Next" w:cs="Avenir Next" w:eastAsia="Avenir Next"/>
           <w:color w:val="1A1A1A"/>
+          <w:sz w:val="22"/>
+          <w:szCs w:val="21"/>
+        </w:rPr>
+        <w:t xml:space="preserve">24 ÷ 4 = </w:t>
+      </w:r>
+      <w:r>
+        <w:rPr>
+          <w:rFonts w:ascii="Avenir Next" w:hAnsi="Avenir Next" w:cs="Avenir Next" w:eastAsia="Avenir Next"/>
+          <w:color w:val="1A1A1A"/>
           <w:sz w:val="21"/>
           <w:szCs w:val="21"/>
-        </w:rPr>
-        <w:t xml:space="preserve">24 ÷ 4 = </w:t>
-      </w:r>
-      <w:r>
-        <w:rPr>
-          <w:rFonts w:ascii="Avenir Next" w:hAnsi="Avenir Next" w:cs="Avenir Next" w:eastAsia="Avenir Next"/>
-          <w:color w:val="1A1A1A"/>
-          <w:sz w:val="21"/>
-          <w:szCs w:val="21"/>
           <w:u w:val="single"/>
         </w:rPr>
         <w:t xml:space="preserve">                </w:t>
@@ -1155,7 +1164,7 @@
         <w:rPr>
           <w:rFonts w:ascii="Avenir Next" w:hAnsi="Avenir Next" w:cs="Avenir Next" w:eastAsia="Avenir Next"/>
           <w:color w:val="1A1A1A"/>
-          <w:sz w:val="21"/>
+          <w:sz w:val="22"/>
           <w:szCs w:val="21"/>
         </w:rPr>
         <w:t xml:space="preserve">.</w:t>
@@ -1168,6 +1177,7 @@
     </w:p>
     <w:p>
       <w:pPr>
+        <w:pStyle w:val="Heading2"/>
         <w:keepNext/>
         <w:pBdr>
           <w:bottom w:val="single" w:sz="8" w:space="3" w:color="003A70"/>
@@ -1183,7 +1193,7 @@
           <w:b/>
           <w:color w:val="003A70"/>
           <w:spacing w:val="14"/>
-          <w:sz w:val="19"/>
+          <w:sz w:val="22"/>
           <w:szCs w:val="19"/>
         </w:rPr>
         <w:t xml:space="preserve">YOUR TURN</w:t>
@@ -1202,7 +1212,7 @@
           <w:rFonts w:ascii="Avenir Next" w:hAnsi="Avenir Next" w:cs="Avenir Next" w:eastAsia="Avenir Next"/>
           <w:i/>
           <w:color w:val="5A5F66"/>
-          <w:sz w:val="17"/>
+          <w:sz w:val="22"/>
           <w:szCs w:val="17"/>
         </w:rPr>
         <w:t xml:space="preserve">use the steps on your own</w:t>
@@ -1374,7 +1384,7 @@
                       <w:szCs w:val="22"/>
                       <w:u w:val="single"/>
                     </w:rPr>
-                    <w:t xml:space="preserve">      </w:t>
+                    <w:t xml:space="preserve">          </w:t>
                   </w:r>
                 </w:p>
               </w:tc>
@@ -1436,7 +1446,7 @@
                       <w:szCs w:val="22"/>
                       <w:u w:val="single"/>
                     </w:rPr>
-                    <w:t xml:space="preserve">      </w:t>
+                    <w:t xml:space="preserve">          </w:t>
                   </w:r>
                 </w:p>
               </w:tc>
@@ -1498,7 +1508,7 @@
                       <w:szCs w:val="22"/>
                       <w:u w:val="single"/>
                     </w:rPr>
-                    <w:t xml:space="preserve">      </w:t>
+                    <w:t xml:space="preserve">          </w:t>
                   </w:r>
                 </w:p>
               </w:tc>
@@ -1566,7 +1576,7 @@
                       <w:szCs w:val="22"/>
                       <w:u w:val="single"/>
                     </w:rPr>
-                    <w:t xml:space="preserve">      </w:t>
+                    <w:t xml:space="preserve">          </w:t>
                   </w:r>
                 </w:p>
               </w:tc>
@@ -1628,7 +1638,7 @@
                       <w:szCs w:val="22"/>
                       <w:u w:val="single"/>
                     </w:rPr>
-                    <w:t xml:space="preserve">      </w:t>
+                    <w:t xml:space="preserve">          </w:t>
                   </w:r>
                 </w:p>
               </w:tc>
@@ -1690,7 +1700,7 @@
                       <w:szCs w:val="22"/>
                       <w:u w:val="single"/>
                     </w:rPr>
-                    <w:t xml:space="preserve">      </w:t>
+                    <w:t xml:space="preserve">          </w:t>
                   </w:r>
                 </w:p>
               </w:tc>
@@ -1713,7 +1723,7 @@
       <w:pPr>
         <w:pageBreakBefore/>
         <w:keepNext/>
-        <w:spacing w:before="0" w:after="12" w:line="264" w:lineRule="auto"/>
+        <w:spacing w:before="0" w:after="10" w:line="240" w:lineRule="auto"/>
       </w:pPr>
       <w:r>
         <w:rPr>
@@ -1722,16 +1732,17 @@
           <w:caps/>
           <w:color w:val="003A70"/>
           <w:spacing w:val="12"/>
-          <w:sz w:val="19"/>
+          <w:sz w:val="22"/>
           <w:szCs w:val="19"/>
         </w:rPr>
-        <w:t xml:space="preserve">Lesson 2-3  ·  Session 1  ·  Prerequisite Practice A  ·  Skill 2 of 2</w:t>
-      </w:r>
-    </w:p>
-    <w:p>
-      <w:pPr>
+        <w:t xml:space="preserve">Lesson 2-6  ·  Session 1  ·  Prerequisite Practice A  ·  Skill 2 of 2</w:t>
+      </w:r>
+    </w:p>
+    <w:p>
+      <w:pPr>
+        <w:pStyle w:val="Heading1"/>
         <w:keepNext/>
-        <w:spacing w:before="0" w:after="10" w:line="240" w:lineRule="auto"/>
+        <w:spacing w:before="0" w:after="8" w:line="240" w:lineRule="auto"/>
       </w:pPr>
       <w:r>
         <w:rPr>
@@ -1749,13 +1760,13 @@
         <w:pBdr>
           <w:bottom w:val="single" w:sz="4" w:space="5" w:color="C9CDD2"/>
         </w:pBdr>
-        <w:spacing w:before="0" w:after="60" w:line="264" w:lineRule="auto"/>
+        <w:spacing w:before="0" w:after="51" w:line="240" w:lineRule="auto"/>
       </w:pPr>
       <w:r>
         <w:rPr>
           <w:rFonts w:ascii="Avenir Next" w:hAnsi="Avenir Next" w:cs="Avenir Next" w:eastAsia="Avenir Next"/>
           <w:color w:val="5A5F66"/>
-          <w:sz w:val="17"/>
+          <w:sz w:val="22"/>
           <w:szCs w:val="17"/>
         </w:rPr>
         <w:t xml:space="preserve">Builds on Grade 5 · 5.MD.B.2</w:t>
@@ -1798,7 +1809,8 @@
           </w:tcPr>
           <w:p>
             <w:pPr>
-              <w:spacing w:before="0" w:after="0" w:line="252" w:lineRule="auto"/>
+              <w:pStyle w:val="Heading2"/>
+              <w:spacing w:before="0" w:after="0" w:line="240" w:lineRule="auto"/>
             </w:pPr>
             <w:r>
               <w:rPr>
@@ -1821,13 +1833,13 @@
           </w:tcPr>
           <w:p>
             <w:pPr>
-              <w:spacing w:before="0" w:after="0" w:line="264" w:lineRule="auto"/>
+              <w:spacing w:before="0" w:after="0" w:line="240" w:lineRule="auto"/>
             </w:pPr>
             <w:r>
               <w:rPr>
                 <w:rFonts w:ascii="Avenir Next" w:hAnsi="Avenir Next" w:cs="Avenir Next" w:eastAsia="Avenir Next"/>
                 <w:color w:val="1A1A1A"/>
-                <w:sz w:val="20"/>
+                <w:sz w:val="22"/>
                 <w:szCs w:val="20"/>
               </w:rPr>
               <w:t xml:space="preserve">In problem 2, one kick of 72 yards is far from the others. It is an outlier.</w:t>
@@ -1847,7 +1859,8 @@
           </w:tcPr>
           <w:p>
             <w:pPr>
-              <w:spacing w:before="0" w:after="0" w:line="252" w:lineRule="auto"/>
+              <w:pStyle w:val="Heading2"/>
+              <w:spacing w:before="0" w:after="0" w:line="240" w:lineRule="auto"/>
             </w:pPr>
             <w:r>
               <w:rPr>
@@ -1870,13 +1883,13 @@
           </w:tcPr>
           <w:p>
             <w:pPr>
-              <w:spacing w:before="0" w:after="0" w:line="264" w:lineRule="auto"/>
+              <w:spacing w:before="0" w:after="0" w:line="240" w:lineRule="auto"/>
             </w:pPr>
             <w:r>
               <w:rPr>
                 <w:rFonts w:ascii="Avenir Next" w:hAnsi="Avenir Next" w:cs="Avenir Next" w:eastAsia="Avenir Next"/>
                 <w:color w:val="1A1A1A"/>
-                <w:sz w:val="20"/>
+                <w:sz w:val="22"/>
                 <w:szCs w:val="20"/>
               </w:rPr>
               <w:t xml:space="preserve">Find a value that sits far away from the rest.  </w:t>
@@ -1886,7 +1899,7 @@
                 <w:rFonts w:ascii="Avenir Next" w:hAnsi="Avenir Next" w:cs="Avenir Next" w:eastAsia="Avenir Next"/>
                 <w:b/>
                 <w:color w:val="1A1A1A"/>
-                <w:sz w:val="20"/>
+                <w:sz w:val="22"/>
                 <w:szCs w:val="20"/>
               </w:rPr>
               <w:t xml:space="preserve">You will use it in Practice Form A, problems 1, 2, and 6.</w:t>
@@ -1897,6 +1910,7 @@
     </w:tbl>
     <w:p>
       <w:pPr>
+        <w:pStyle w:val="Heading2"/>
         <w:keepNext/>
         <w:pBdr>
           <w:bottom w:val="single" w:sz="8" w:space="3" w:color="003A70"/>
@@ -1904,7 +1918,7 @@
         <w:tabs>
           <w:tab w:val="right" w:pos="9504"/>
         </w:tabs>
-        <w:spacing w:before="50" w:after="36" w:line="240" w:lineRule="auto"/>
+        <w:spacing w:before="42" w:after="31" w:line="240" w:lineRule="auto"/>
       </w:pPr>
       <w:r>
         <w:rPr>
@@ -1912,7 +1926,7 @@
           <w:b/>
           <w:color w:val="003A70"/>
           <w:spacing w:val="14"/>
-          <w:sz w:val="19"/>
+          <w:sz w:val="22"/>
           <w:szCs w:val="19"/>
         </w:rPr>
         <w:t xml:space="preserve">STEPS TO FOLLOW</w:t>
@@ -1931,7 +1945,7 @@
           <w:rFonts w:ascii="Avenir Next" w:hAnsi="Avenir Next" w:cs="Avenir Next" w:eastAsia="Avenir Next"/>
           <w:i/>
           <w:color w:val="5A5F66"/>
-          <w:sz w:val="17"/>
+          <w:sz w:val="22"/>
           <w:szCs w:val="17"/>
         </w:rPr>
         <w:t xml:space="preserve">use these same steps on every problem</w:t>
@@ -1973,6 +1987,7 @@
           </w:tcPr>
           <w:p>
             <w:pPr>
+              <w:pStyle w:val="Heading1"/>
               <w:spacing w:before="0" w:after="0" w:line="240" w:lineRule="auto"/>
               <w:jc w:val="center"/>
             </w:pPr>
@@ -1995,14 +2010,14 @@
           </w:tcPr>
           <w:p>
             <w:pPr>
-              <w:spacing w:before="0" w:after="0" w:line="264" w:lineRule="auto"/>
+              <w:spacing w:before="0" w:after="0" w:line="240" w:lineRule="auto"/>
             </w:pPr>
             <w:r>
               <w:rPr>
                 <w:rFonts w:ascii="Avenir Next" w:hAnsi="Avenir Next" w:cs="Avenir Next" w:eastAsia="Avenir Next"/>
                 <w:b/>
                 <w:color w:val="1A1A1A"/>
-                <w:sz w:val="21"/>
+                <w:sz w:val="22"/>
                 <w:szCs w:val="21"/>
               </w:rPr>
               <w:t xml:space="preserve">Order</w:t>
@@ -2011,7 +2026,7 @@
               <w:rPr>
                 <w:rFonts w:ascii="Avenir Next" w:hAnsi="Avenir Next" w:cs="Avenir Next" w:eastAsia="Avenir Next"/>
                 <w:color w:val="1A1A1A"/>
-                <w:sz w:val="21"/>
+                <w:sz w:val="22"/>
                 <w:szCs w:val="21"/>
               </w:rPr>
               <w:t xml:space="preserve"> the values.</w:t>
@@ -2030,6 +2045,7 @@
           </w:tcPr>
           <w:p>
             <w:pPr>
+              <w:pStyle w:val="Heading1"/>
               <w:spacing w:before="0" w:after="0" w:line="240" w:lineRule="auto"/>
               <w:jc w:val="center"/>
             </w:pPr>
@@ -2052,13 +2068,13 @@
           </w:tcPr>
           <w:p>
             <w:pPr>
-              <w:spacing w:before="0" w:after="0" w:line="264" w:lineRule="auto"/>
+              <w:spacing w:before="0" w:after="0" w:line="240" w:lineRule="auto"/>
             </w:pPr>
             <w:r>
               <w:rPr>
                 <w:rFonts w:ascii="Avenir Next" w:hAnsi="Avenir Next" w:cs="Avenir Next" w:eastAsia="Avenir Next"/>
                 <w:color w:val="1A1A1A"/>
-                <w:sz w:val="21"/>
+                <w:sz w:val="22"/>
                 <w:szCs w:val="21"/>
               </w:rPr>
               <w:t xml:space="preserve">Look at the </w:t>
@@ -2068,7 +2084,7 @@
                 <w:rFonts w:ascii="Avenir Next" w:hAnsi="Avenir Next" w:cs="Avenir Next" w:eastAsia="Avenir Next"/>
                 <w:b/>
                 <w:color w:val="1A1A1A"/>
-                <w:sz w:val="21"/>
+                <w:sz w:val="22"/>
                 <w:szCs w:val="21"/>
               </w:rPr>
               <w:t xml:space="preserve">gaps</w:t>
@@ -2077,7 +2093,7 @@
               <w:rPr>
                 <w:rFonts w:ascii="Avenir Next" w:hAnsi="Avenir Next" w:cs="Avenir Next" w:eastAsia="Avenir Next"/>
                 <w:color w:val="1A1A1A"/>
-                <w:sz w:val="21"/>
+                <w:sz w:val="22"/>
                 <w:szCs w:val="21"/>
               </w:rPr>
               <w:t xml:space="preserve"> between neighbors.</w:t>
@@ -2096,6 +2112,7 @@
           </w:tcPr>
           <w:p>
             <w:pPr>
+              <w:pStyle w:val="Heading1"/>
               <w:spacing w:before="0" w:after="0" w:line="240" w:lineRule="auto"/>
               <w:jc w:val="center"/>
             </w:pPr>
@@ -2118,13 +2135,13 @@
           </w:tcPr>
           <w:p>
             <w:pPr>
-              <w:spacing w:before="0" w:after="0" w:line="264" w:lineRule="auto"/>
+              <w:spacing w:before="0" w:after="0" w:line="240" w:lineRule="auto"/>
             </w:pPr>
             <w:r>
               <w:rPr>
                 <w:rFonts w:ascii="Avenir Next" w:hAnsi="Avenir Next" w:cs="Avenir Next" w:eastAsia="Avenir Next"/>
                 <w:color w:val="1A1A1A"/>
-                <w:sz w:val="21"/>
+                <w:sz w:val="22"/>
                 <w:szCs w:val="21"/>
               </w:rPr>
               <w:t xml:space="preserve">One value with a </w:t>
@@ -2134,7 +2151,7 @@
                 <w:rFonts w:ascii="Avenir Next" w:hAnsi="Avenir Next" w:cs="Avenir Next" w:eastAsia="Avenir Next"/>
                 <w:b/>
                 <w:color w:val="1A1A1A"/>
-                <w:sz w:val="21"/>
+                <w:sz w:val="22"/>
                 <w:szCs w:val="21"/>
               </w:rPr>
               <w:t xml:space="preserve">huge</w:t>
@@ -2143,7 +2160,7 @@
               <w:rPr>
                 <w:rFonts w:ascii="Avenir Next" w:hAnsi="Avenir Next" w:cs="Avenir Next" w:eastAsia="Avenir Next"/>
                 <w:color w:val="1A1A1A"/>
-                <w:sz w:val="21"/>
+                <w:sz w:val="22"/>
                 <w:szCs w:val="21"/>
               </w:rPr>
               <w:t xml:space="preserve"> gap is far away.</w:t>
@@ -2154,6 +2171,7 @@
     </w:tbl>
     <w:p>
       <w:pPr>
+        <w:pStyle w:val="Heading2"/>
         <w:keepNext/>
         <w:pBdr>
           <w:bottom w:val="single" w:sz="8" w:space="3" w:color="003A70"/>
@@ -2161,7 +2179,7 @@
         <w:tabs>
           <w:tab w:val="right" w:pos="9504"/>
         </w:tabs>
-        <w:spacing w:before="50" w:after="36" w:line="240" w:lineRule="auto"/>
+        <w:spacing w:before="42" w:after="31" w:line="240" w:lineRule="auto"/>
       </w:pPr>
       <w:r>
         <w:rPr>
@@ -2169,7 +2187,7 @@
           <w:b/>
           <w:color w:val="003A70"/>
           <w:spacing w:val="14"/>
-          <w:sz w:val="19"/>
+          <w:sz w:val="22"/>
           <w:szCs w:val="19"/>
         </w:rPr>
         <w:t xml:space="preserve">WATCH ME</w:t>
@@ -2188,7 +2206,7 @@
           <w:rFonts w:ascii="Avenir Next" w:hAnsi="Avenir Next" w:cs="Avenir Next" w:eastAsia="Avenir Next"/>
           <w:i/>
           <w:color w:val="5A5F66"/>
-          <w:sz w:val="17"/>
+          <w:sz w:val="22"/>
           <w:szCs w:val="17"/>
         </w:rPr>
         <w:t xml:space="preserve">the steps in action</w:t>
@@ -2196,14 +2214,14 @@
     </w:p>
     <w:p>
       <w:pPr>
-        <w:spacing w:before="0" w:after="40" w:line="264" w:lineRule="auto"/>
+        <w:spacing w:before="0" w:after="34" w:line="240" w:lineRule="auto"/>
       </w:pPr>
       <w:r>
         <w:rPr>
           <w:rFonts w:ascii="Avenir Next" w:hAnsi="Avenir Next" w:cs="Avenir Next" w:eastAsia="Avenir Next"/>
           <w:b/>
           <w:color w:val="1A1A1A"/>
-          <w:sz w:val="21"/>
+          <w:sz w:val="22"/>
           <w:szCs w:val="21"/>
         </w:rPr>
         <w:t xml:space="preserve">Car counts: 52, 49, 55, 50, 53, 118. Which value is far away?</w:t>
@@ -2214,7 +2232,7 @@
         <w:tabs>
           <w:tab w:val="left" w:pos="950"/>
         </w:tabs>
-        <w:spacing w:before="0" w:after="24" w:line="256" w:lineRule="auto"/>
+        <w:spacing w:before="0" w:after="20" w:line="240" w:lineRule="auto"/>
         <w:ind w:left="950" w:hanging="950"/>
       </w:pPr>
       <w:r>
@@ -2222,25 +2240,25 @@
           <w:rFonts w:ascii="Avenir Next" w:hAnsi="Avenir Next" w:cs="Avenir Next" w:eastAsia="Avenir Next"/>
           <w:b/>
           <w:color w:val="003A70"/>
+          <w:sz w:val="22"/>
+          <w:szCs w:val="19"/>
+        </w:rPr>
+        <w:t xml:space="preserve">Step 1</w:t>
+      </w:r>
+      <w:r>
+        <w:rPr>
+          <w:rFonts w:ascii="Avenir Next" w:hAnsi="Avenir Next" w:cs="Avenir Next" w:eastAsia="Avenir Next"/>
+          <w:color w:val="1A1A1A"/>
           <w:sz w:val="19"/>
           <w:szCs w:val="19"/>
         </w:rPr>
-        <w:t xml:space="preserve">Step 1</w:t>
-      </w:r>
-      <w:r>
-        <w:rPr>
-          <w:rFonts w:ascii="Avenir Next" w:hAnsi="Avenir Next" w:cs="Avenir Next" w:eastAsia="Avenir Next"/>
-          <w:color w:val="1A1A1A"/>
-          <w:sz w:val="19"/>
-          <w:szCs w:val="19"/>
-        </w:rPr>
         <w:tab/>
       </w:r>
       <w:r>
         <w:rPr>
           <w:rFonts w:ascii="Avenir Next" w:hAnsi="Avenir Next" w:cs="Avenir Next" w:eastAsia="Avenir Next"/>
           <w:color w:val="1A1A1A"/>
-          <w:sz w:val="21"/>
+          <w:sz w:val="22"/>
           <w:szCs w:val="21"/>
         </w:rPr>
         <w:t xml:space="preserve">49, 50, 52, 53, 55, 118.</w:t>
@@ -2251,7 +2269,7 @@
         <w:tabs>
           <w:tab w:val="left" w:pos="950"/>
         </w:tabs>
-        <w:spacing w:before="0" w:after="24" w:line="256" w:lineRule="auto"/>
+        <w:spacing w:before="0" w:after="20" w:line="240" w:lineRule="auto"/>
         <w:ind w:left="950" w:hanging="950"/>
       </w:pPr>
       <w:r>
@@ -2259,25 +2277,25 @@
           <w:rFonts w:ascii="Avenir Next" w:hAnsi="Avenir Next" w:cs="Avenir Next" w:eastAsia="Avenir Next"/>
           <w:b/>
           <w:color w:val="003A70"/>
+          <w:sz w:val="22"/>
+          <w:szCs w:val="19"/>
+        </w:rPr>
+        <w:t xml:space="preserve">Step 2</w:t>
+      </w:r>
+      <w:r>
+        <w:rPr>
+          <w:rFonts w:ascii="Avenir Next" w:hAnsi="Avenir Next" w:cs="Avenir Next" w:eastAsia="Avenir Next"/>
+          <w:color w:val="1A1A1A"/>
           <w:sz w:val="19"/>
           <w:szCs w:val="19"/>
         </w:rPr>
-        <w:t xml:space="preserve">Step 2</w:t>
-      </w:r>
-      <w:r>
-        <w:rPr>
-          <w:rFonts w:ascii="Avenir Next" w:hAnsi="Avenir Next" w:cs="Avenir Next" w:eastAsia="Avenir Next"/>
-          <w:color w:val="1A1A1A"/>
-          <w:sz w:val="19"/>
-          <w:szCs w:val="19"/>
-        </w:rPr>
         <w:tab/>
       </w:r>
       <w:r>
         <w:rPr>
           <w:rFonts w:ascii="Avenir Next" w:hAnsi="Avenir Next" w:cs="Avenir Next" w:eastAsia="Avenir Next"/>
           <w:color w:val="1A1A1A"/>
-          <w:sz w:val="21"/>
+          <w:sz w:val="22"/>
           <w:szCs w:val="21"/>
         </w:rPr>
         <w:t xml:space="preserve">Gaps: 1, 2, 1, 2, then 63.</w:t>
@@ -2288,7 +2306,7 @@
         <w:tabs>
           <w:tab w:val="left" w:pos="950"/>
         </w:tabs>
-        <w:spacing w:before="0" w:after="24" w:line="256" w:lineRule="auto"/>
+        <w:spacing w:before="0" w:after="20" w:line="240" w:lineRule="auto"/>
         <w:ind w:left="950" w:hanging="950"/>
       </w:pPr>
       <w:r>
@@ -2296,25 +2314,25 @@
           <w:rFonts w:ascii="Avenir Next" w:hAnsi="Avenir Next" w:cs="Avenir Next" w:eastAsia="Avenir Next"/>
           <w:b/>
           <w:color w:val="003A70"/>
+          <w:sz w:val="22"/>
+          <w:szCs w:val="19"/>
+        </w:rPr>
+        <w:t xml:space="preserve">Step 3</w:t>
+      </w:r>
+      <w:r>
+        <w:rPr>
+          <w:rFonts w:ascii="Avenir Next" w:hAnsi="Avenir Next" w:cs="Avenir Next" w:eastAsia="Avenir Next"/>
+          <w:color w:val="1A1A1A"/>
           <w:sz w:val="19"/>
           <w:szCs w:val="19"/>
         </w:rPr>
-        <w:t xml:space="preserve">Step 3</w:t>
-      </w:r>
-      <w:r>
-        <w:rPr>
-          <w:rFonts w:ascii="Avenir Next" w:hAnsi="Avenir Next" w:cs="Avenir Next" w:eastAsia="Avenir Next"/>
-          <w:color w:val="1A1A1A"/>
-          <w:sz w:val="19"/>
-          <w:szCs w:val="19"/>
-        </w:rPr>
         <w:tab/>
       </w:r>
       <w:r>
         <w:rPr>
           <w:rFonts w:ascii="Avenir Next" w:hAnsi="Avenir Next" w:cs="Avenir Next" w:eastAsia="Avenir Next"/>
           <w:color w:val="1A1A1A"/>
-          <w:sz w:val="21"/>
+          <w:sz w:val="22"/>
           <w:szCs w:val="21"/>
         </w:rPr>
         <w:t xml:space="preserve">118 has a huge gap. It is far away.</w:t>
@@ -2325,7 +2343,7 @@
         <w:tabs>
           <w:tab w:val="left" w:pos="950"/>
         </w:tabs>
-        <w:spacing w:before="20" w:after="0" w:line="256" w:lineRule="auto"/>
+        <w:spacing w:before="17" w:after="0" w:line="240" w:lineRule="auto"/>
         <w:ind w:left="950" w:hanging="950"/>
       </w:pPr>
       <w:r>
@@ -2333,18 +2351,18 @@
           <w:rFonts w:ascii="Avenir Next" w:hAnsi="Avenir Next" w:cs="Avenir Next" w:eastAsia="Avenir Next"/>
           <w:b/>
           <w:color w:val="1A1A1A"/>
+          <w:sz w:val="22"/>
+          <w:szCs w:val="21"/>
+        </w:rPr>
+        <w:t xml:space="preserve">Answer</w:t>
+      </w:r>
+      <w:r>
+        <w:rPr>
+          <w:rFonts w:ascii="Avenir Next" w:hAnsi="Avenir Next" w:cs="Avenir Next" w:eastAsia="Avenir Next"/>
+          <w:color w:val="1A1A1A"/>
           <w:sz w:val="21"/>
           <w:szCs w:val="21"/>
         </w:rPr>
-        <w:t xml:space="preserve">Answer</w:t>
-      </w:r>
-      <w:r>
-        <w:rPr>
-          <w:rFonts w:ascii="Avenir Next" w:hAnsi="Avenir Next" w:cs="Avenir Next" w:eastAsia="Avenir Next"/>
-          <w:color w:val="1A1A1A"/>
-          <w:sz w:val="21"/>
-          <w:szCs w:val="21"/>
-        </w:rPr>
         <w:tab/>
       </w:r>
       <w:r>
@@ -2352,7 +2370,7 @@
           <w:rFonts w:ascii="Avenir Next" w:hAnsi="Avenir Next" w:cs="Avenir Next" w:eastAsia="Avenir Next"/>
           <w:b/>
           <w:color w:val="1A1A1A"/>
-          <w:sz w:val="21"/>
+          <w:sz w:val="22"/>
           <w:szCs w:val="21"/>
         </w:rPr>
         <w:t xml:space="preserve">118</w:t>
@@ -2360,6 +2378,7 @@
     </w:p>
     <w:p>
       <w:pPr>
+        <w:pStyle w:val="Heading2"/>
         <w:keepNext/>
         <w:pBdr>
           <w:bottom w:val="single" w:sz="8" w:space="3" w:color="003A70"/>
@@ -2367,7 +2386,7 @@
         <w:tabs>
           <w:tab w:val="right" w:pos="9504"/>
         </w:tabs>
-        <w:spacing w:before="50" w:after="36" w:line="240" w:lineRule="auto"/>
+        <w:spacing w:before="42" w:after="31" w:line="240" w:lineRule="auto"/>
       </w:pPr>
       <w:r>
         <w:rPr>
@@ -2375,7 +2394,7 @@
           <w:b/>
           <w:color w:val="003A70"/>
           <w:spacing w:val="14"/>
-          <w:sz w:val="19"/>
+          <w:sz w:val="22"/>
           <w:szCs w:val="19"/>
         </w:rPr>
         <w:t xml:space="preserve">TRY IT WITH HELP</w:t>
@@ -2394,7 +2413,7 @@
           <w:rFonts w:ascii="Avenir Next" w:hAnsi="Avenir Next" w:cs="Avenir Next" w:eastAsia="Avenir Next"/>
           <w:i/>
           <w:color w:val="5A5F66"/>
-          <w:sz w:val="17"/>
+          <w:sz w:val="22"/>
           <w:szCs w:val="17"/>
         </w:rPr>
         <w:t xml:space="preserve">fill in each step</w:t>
@@ -2406,7 +2425,7 @@
         <w:tabs>
           <w:tab w:val="left" w:pos="432"/>
         </w:tabs>
-        <w:spacing w:before="90" w:after="40" w:line="268" w:lineRule="auto"/>
+        <w:spacing w:before="76" w:after="34" w:line="240" w:lineRule="auto"/>
         <w:ind w:left="432" w:hanging="432"/>
       </w:pPr>
       <w:r>
@@ -2444,7 +2463,7 @@
         <w:tabs>
           <w:tab w:val="left" w:pos="1300"/>
         </w:tabs>
-        <w:spacing w:before="0" w:after="24" w:line="272" w:lineRule="auto"/>
+        <w:spacing w:before="0" w:after="20" w:line="240" w:lineRule="auto"/>
         <w:ind w:left="1300" w:hanging="868"/>
       </w:pPr>
       <w:r>
@@ -2452,35 +2471,35 @@
           <w:rFonts w:ascii="Avenir Next" w:hAnsi="Avenir Next" w:cs="Avenir Next" w:eastAsia="Avenir Next"/>
           <w:b/>
           <w:color w:val="003A70"/>
+          <w:sz w:val="22"/>
+          <w:szCs w:val="18"/>
+        </w:rPr>
+        <w:t xml:space="preserve">Step 1</w:t>
+      </w:r>
+      <w:r>
+        <w:rPr>
+          <w:rFonts w:ascii="Avenir Next" w:hAnsi="Avenir Next" w:cs="Avenir Next" w:eastAsia="Avenir Next"/>
+          <w:color w:val="1A1A1A"/>
           <w:sz w:val="18"/>
           <w:szCs w:val="18"/>
         </w:rPr>
-        <w:t xml:space="preserve">Step 1</w:t>
-      </w:r>
-      <w:r>
-        <w:rPr>
-          <w:rFonts w:ascii="Avenir Next" w:hAnsi="Avenir Next" w:cs="Avenir Next" w:eastAsia="Avenir Next"/>
-          <w:color w:val="1A1A1A"/>
-          <w:sz w:val="18"/>
-          <w:szCs w:val="18"/>
-        </w:rPr>
         <w:tab/>
       </w:r>
       <w:r>
         <w:rPr>
           <w:rFonts w:ascii="Avenir Next" w:hAnsi="Avenir Next" w:cs="Avenir Next" w:eastAsia="Avenir Next"/>
           <w:color w:val="1A1A1A"/>
+          <w:sz w:val="22"/>
+          <w:szCs w:val="21"/>
+        </w:rPr>
+        <w:t xml:space="preserve">In order: </w:t>
+      </w:r>
+      <w:r>
+        <w:rPr>
+          <w:rFonts w:ascii="Avenir Next" w:hAnsi="Avenir Next" w:cs="Avenir Next" w:eastAsia="Avenir Next"/>
+          <w:color w:val="1A1A1A"/>
           <w:sz w:val="21"/>
           <w:szCs w:val="21"/>
-        </w:rPr>
-        <w:t xml:space="preserve">In order: </w:t>
-      </w:r>
-      <w:r>
-        <w:rPr>
-          <w:rFonts w:ascii="Avenir Next" w:hAnsi="Avenir Next" w:cs="Avenir Next" w:eastAsia="Avenir Next"/>
-          <w:color w:val="1A1A1A"/>
-          <w:sz w:val="21"/>
-          <w:szCs w:val="21"/>
           <w:u w:val="single"/>
         </w:rPr>
         <w:t xml:space="preserve">                </w:t>
@@ -2489,7 +2508,7 @@
         <w:rPr>
           <w:rFonts w:ascii="Avenir Next" w:hAnsi="Avenir Next" w:cs="Avenir Next" w:eastAsia="Avenir Next"/>
           <w:color w:val="1A1A1A"/>
-          <w:sz w:val="21"/>
+          <w:sz w:val="22"/>
           <w:szCs w:val="21"/>
         </w:rPr>
         <w:t xml:space="preserve">.</w:t>
@@ -2501,7 +2520,7 @@
         <w:tabs>
           <w:tab w:val="left" w:pos="1300"/>
         </w:tabs>
-        <w:spacing w:before="0" w:after="24" w:line="272" w:lineRule="auto"/>
+        <w:spacing w:before="0" w:after="20" w:line="240" w:lineRule="auto"/>
         <w:ind w:left="1300" w:hanging="868"/>
       </w:pPr>
       <w:r>
@@ -2509,28 +2528,47 @@
           <w:rFonts w:ascii="Avenir Next" w:hAnsi="Avenir Next" w:cs="Avenir Next" w:eastAsia="Avenir Next"/>
           <w:b/>
           <w:color w:val="003A70"/>
+          <w:sz w:val="22"/>
+          <w:szCs w:val="18"/>
+        </w:rPr>
+        <w:t xml:space="preserve">Step 2</w:t>
+      </w:r>
+      <w:r>
+        <w:rPr>
+          <w:rFonts w:ascii="Avenir Next" w:hAnsi="Avenir Next" w:cs="Avenir Next" w:eastAsia="Avenir Next"/>
+          <w:color w:val="1A1A1A"/>
           <w:sz w:val="18"/>
           <w:szCs w:val="18"/>
         </w:rPr>
-        <w:t xml:space="preserve">Step 2</w:t>
-      </w:r>
-      <w:r>
-        <w:rPr>
-          <w:rFonts w:ascii="Avenir Next" w:hAnsi="Avenir Next" w:cs="Avenir Next" w:eastAsia="Avenir Next"/>
-          <w:color w:val="1A1A1A"/>
-          <w:sz w:val="18"/>
-          <w:szCs w:val="18"/>
-        </w:rPr>
         <w:tab/>
       </w:r>
       <w:r>
         <w:rPr>
           <w:rFonts w:ascii="Avenir Next" w:hAnsi="Avenir Next" w:cs="Avenir Next" w:eastAsia="Avenir Next"/>
           <w:color w:val="1A1A1A"/>
+          <w:sz w:val="22"/>
+          <w:szCs w:val="21"/>
+        </w:rPr>
+        <w:t xml:space="preserve">The biggest gap is </w:t>
+      </w:r>
+      <w:r>
+        <w:rPr>
+          <w:rFonts w:ascii="Avenir Next" w:hAnsi="Avenir Next" w:cs="Avenir Next" w:eastAsia="Avenir Next"/>
+          <w:color w:val="1A1A1A"/>
           <w:sz w:val="21"/>
           <w:szCs w:val="21"/>
-        </w:rPr>
-        <w:t xml:space="preserve">The biggest gap is </w:t>
+          <w:u w:val="single"/>
+        </w:rPr>
+        <w:t xml:space="preserve">                </w:t>
+      </w:r>
+      <w:r>
+        <w:rPr>
+          <w:rFonts w:ascii="Avenir Next" w:hAnsi="Avenir Next" w:cs="Avenir Next" w:eastAsia="Avenir Next"/>
+          <w:color w:val="1A1A1A"/>
+          <w:sz w:val="22"/>
+          <w:szCs w:val="21"/>
+        </w:rPr>
+        <w:t xml:space="preserve"> − 18 = </w:t>
       </w:r>
       <w:r>
         <w:rPr>
@@ -2546,26 +2584,7 @@
         <w:rPr>
           <w:rFonts w:ascii="Avenir Next" w:hAnsi="Avenir Next" w:cs="Avenir Next" w:eastAsia="Avenir Next"/>
           <w:color w:val="1A1A1A"/>
-          <w:sz w:val="21"/>
-          <w:szCs w:val="21"/>
-        </w:rPr>
-        <w:t xml:space="preserve"> − 18 = </w:t>
-      </w:r>
-      <w:r>
-        <w:rPr>
-          <w:rFonts w:ascii="Avenir Next" w:hAnsi="Avenir Next" w:cs="Avenir Next" w:eastAsia="Avenir Next"/>
-          <w:color w:val="1A1A1A"/>
-          <w:sz w:val="21"/>
-          <w:szCs w:val="21"/>
-          <w:u w:val="single"/>
-        </w:rPr>
-        <w:t xml:space="preserve">                </w:t>
-      </w:r>
-      <w:r>
-        <w:rPr>
-          <w:rFonts w:ascii="Avenir Next" w:hAnsi="Avenir Next" w:cs="Avenir Next" w:eastAsia="Avenir Next"/>
-          <w:color w:val="1A1A1A"/>
-          <w:sz w:val="21"/>
+          <w:sz w:val="22"/>
           <w:szCs w:val="21"/>
         </w:rPr>
         <w:t xml:space="preserve">.</w:t>
@@ -2577,7 +2596,7 @@
         <w:tabs>
           <w:tab w:val="left" w:pos="1300"/>
         </w:tabs>
-        <w:spacing w:before="0" w:after="24" w:line="272" w:lineRule="auto"/>
+        <w:spacing w:before="0" w:after="20" w:line="240" w:lineRule="auto"/>
         <w:ind w:left="1300" w:hanging="868"/>
       </w:pPr>
       <w:r>
@@ -2585,35 +2604,35 @@
           <w:rFonts w:ascii="Avenir Next" w:hAnsi="Avenir Next" w:cs="Avenir Next" w:eastAsia="Avenir Next"/>
           <w:b/>
           <w:color w:val="003A70"/>
+          <w:sz w:val="22"/>
+          <w:szCs w:val="18"/>
+        </w:rPr>
+        <w:t xml:space="preserve">Step 3</w:t>
+      </w:r>
+      <w:r>
+        <w:rPr>
+          <w:rFonts w:ascii="Avenir Next" w:hAnsi="Avenir Next" w:cs="Avenir Next" w:eastAsia="Avenir Next"/>
+          <w:color w:val="1A1A1A"/>
           <w:sz w:val="18"/>
           <w:szCs w:val="18"/>
         </w:rPr>
-        <w:t xml:space="preserve">Step 3</w:t>
-      </w:r>
-      <w:r>
-        <w:rPr>
-          <w:rFonts w:ascii="Avenir Next" w:hAnsi="Avenir Next" w:cs="Avenir Next" w:eastAsia="Avenir Next"/>
-          <w:color w:val="1A1A1A"/>
-          <w:sz w:val="18"/>
-          <w:szCs w:val="18"/>
-        </w:rPr>
         <w:tab/>
       </w:r>
       <w:r>
         <w:rPr>
           <w:rFonts w:ascii="Avenir Next" w:hAnsi="Avenir Next" w:cs="Avenir Next" w:eastAsia="Avenir Next"/>
           <w:color w:val="1A1A1A"/>
+          <w:sz w:val="22"/>
+          <w:szCs w:val="21"/>
+        </w:rPr>
+        <w:t xml:space="preserve">The far-away value is </w:t>
+      </w:r>
+      <w:r>
+        <w:rPr>
+          <w:rFonts w:ascii="Avenir Next" w:hAnsi="Avenir Next" w:cs="Avenir Next" w:eastAsia="Avenir Next"/>
+          <w:color w:val="1A1A1A"/>
           <w:sz w:val="21"/>
           <w:szCs w:val="21"/>
-        </w:rPr>
-        <w:t xml:space="preserve">The far-away value is </w:t>
-      </w:r>
-      <w:r>
-        <w:rPr>
-          <w:rFonts w:ascii="Avenir Next" w:hAnsi="Avenir Next" w:cs="Avenir Next" w:eastAsia="Avenir Next"/>
-          <w:color w:val="1A1A1A"/>
-          <w:sz w:val="21"/>
-          <w:szCs w:val="21"/>
           <w:u w:val="single"/>
         </w:rPr>
         <w:t xml:space="preserve">                </w:t>
@@ -2622,7 +2641,7 @@
         <w:rPr>
           <w:rFonts w:ascii="Avenir Next" w:hAnsi="Avenir Next" w:cs="Avenir Next" w:eastAsia="Avenir Next"/>
           <w:color w:val="1A1A1A"/>
-          <w:sz w:val="21"/>
+          <w:sz w:val="22"/>
           <w:szCs w:val="21"/>
         </w:rPr>
         <w:t xml:space="preserve">.</w:t>
@@ -2639,7 +2658,7 @@
         <w:tabs>
           <w:tab w:val="left" w:pos="432"/>
         </w:tabs>
-        <w:spacing w:before="90" w:after="40" w:line="268" w:lineRule="auto"/>
+        <w:spacing w:before="76" w:after="34" w:line="240" w:lineRule="auto"/>
         <w:ind w:left="432" w:hanging="432"/>
       </w:pPr>
       <w:r>
@@ -2677,7 +2696,7 @@
         <w:tabs>
           <w:tab w:val="left" w:pos="1300"/>
         </w:tabs>
-        <w:spacing w:before="0" w:after="24" w:line="272" w:lineRule="auto"/>
+        <w:spacing w:before="0" w:after="20" w:line="240" w:lineRule="auto"/>
         <w:ind w:left="1300" w:hanging="868"/>
       </w:pPr>
       <w:r>
@@ -2685,35 +2704,35 @@
           <w:rFonts w:ascii="Avenir Next" w:hAnsi="Avenir Next" w:cs="Avenir Next" w:eastAsia="Avenir Next"/>
           <w:b/>
           <w:color w:val="003A70"/>
+          <w:sz w:val="22"/>
+          <w:szCs w:val="18"/>
+        </w:rPr>
+        <w:t xml:space="preserve">Step 1</w:t>
+      </w:r>
+      <w:r>
+        <w:rPr>
+          <w:rFonts w:ascii="Avenir Next" w:hAnsi="Avenir Next" w:cs="Avenir Next" w:eastAsia="Avenir Next"/>
+          <w:color w:val="1A1A1A"/>
           <w:sz w:val="18"/>
           <w:szCs w:val="18"/>
         </w:rPr>
-        <w:t xml:space="preserve">Step 1</w:t>
-      </w:r>
-      <w:r>
-        <w:rPr>
-          <w:rFonts w:ascii="Avenir Next" w:hAnsi="Avenir Next" w:cs="Avenir Next" w:eastAsia="Avenir Next"/>
-          <w:color w:val="1A1A1A"/>
-          <w:sz w:val="18"/>
-          <w:szCs w:val="18"/>
-        </w:rPr>
         <w:tab/>
       </w:r>
       <w:r>
         <w:rPr>
           <w:rFonts w:ascii="Avenir Next" w:hAnsi="Avenir Next" w:cs="Avenir Next" w:eastAsia="Avenir Next"/>
           <w:color w:val="1A1A1A"/>
+          <w:sz w:val="22"/>
+          <w:szCs w:val="21"/>
+        </w:rPr>
+        <w:t xml:space="preserve">In order: </w:t>
+      </w:r>
+      <w:r>
+        <w:rPr>
+          <w:rFonts w:ascii="Avenir Next" w:hAnsi="Avenir Next" w:cs="Avenir Next" w:eastAsia="Avenir Next"/>
+          <w:color w:val="1A1A1A"/>
           <w:sz w:val="21"/>
           <w:szCs w:val="21"/>
-        </w:rPr>
-        <w:t xml:space="preserve">In order: </w:t>
-      </w:r>
-      <w:r>
-        <w:rPr>
-          <w:rFonts w:ascii="Avenir Next" w:hAnsi="Avenir Next" w:cs="Avenir Next" w:eastAsia="Avenir Next"/>
-          <w:color w:val="1A1A1A"/>
-          <w:sz w:val="21"/>
-          <w:szCs w:val="21"/>
           <w:u w:val="single"/>
         </w:rPr>
         <w:t xml:space="preserve">                </w:t>
@@ -2722,7 +2741,7 @@
         <w:rPr>
           <w:rFonts w:ascii="Avenir Next" w:hAnsi="Avenir Next" w:cs="Avenir Next" w:eastAsia="Avenir Next"/>
           <w:color w:val="1A1A1A"/>
-          <w:sz w:val="21"/>
+          <w:sz w:val="22"/>
           <w:szCs w:val="21"/>
         </w:rPr>
         <w:t xml:space="preserve">.</w:t>
@@ -2734,7 +2753,7 @@
         <w:tabs>
           <w:tab w:val="left" w:pos="1300"/>
         </w:tabs>
-        <w:spacing w:before="0" w:after="24" w:line="272" w:lineRule="auto"/>
+        <w:spacing w:before="0" w:after="20" w:line="240" w:lineRule="auto"/>
         <w:ind w:left="1300" w:hanging="868"/>
       </w:pPr>
       <w:r>
@@ -2742,28 +2761,47 @@
           <w:rFonts w:ascii="Avenir Next" w:hAnsi="Avenir Next" w:cs="Avenir Next" w:eastAsia="Avenir Next"/>
           <w:b/>
           <w:color w:val="003A70"/>
+          <w:sz w:val="22"/>
+          <w:szCs w:val="18"/>
+        </w:rPr>
+        <w:t xml:space="preserve">Step 2</w:t>
+      </w:r>
+      <w:r>
+        <w:rPr>
+          <w:rFonts w:ascii="Avenir Next" w:hAnsi="Avenir Next" w:cs="Avenir Next" w:eastAsia="Avenir Next"/>
+          <w:color w:val="1A1A1A"/>
           <w:sz w:val="18"/>
           <w:szCs w:val="18"/>
         </w:rPr>
-        <w:t xml:space="preserve">Step 2</w:t>
-      </w:r>
-      <w:r>
-        <w:rPr>
-          <w:rFonts w:ascii="Avenir Next" w:hAnsi="Avenir Next" w:cs="Avenir Next" w:eastAsia="Avenir Next"/>
-          <w:color w:val="1A1A1A"/>
-          <w:sz w:val="18"/>
-          <w:szCs w:val="18"/>
-        </w:rPr>
         <w:tab/>
       </w:r>
       <w:r>
         <w:rPr>
           <w:rFonts w:ascii="Avenir Next" w:hAnsi="Avenir Next" w:cs="Avenir Next" w:eastAsia="Avenir Next"/>
           <w:color w:val="1A1A1A"/>
+          <w:sz w:val="22"/>
+          <w:szCs w:val="21"/>
+        </w:rPr>
+        <w:t xml:space="preserve">The biggest gap is 60 − </w:t>
+      </w:r>
+      <w:r>
+        <w:rPr>
+          <w:rFonts w:ascii="Avenir Next" w:hAnsi="Avenir Next" w:cs="Avenir Next" w:eastAsia="Avenir Next"/>
+          <w:color w:val="1A1A1A"/>
           <w:sz w:val="21"/>
           <w:szCs w:val="21"/>
-        </w:rPr>
-        <w:t xml:space="preserve">The biggest gap is 60 − </w:t>
+          <w:u w:val="single"/>
+        </w:rPr>
+        <w:t xml:space="preserve">                </w:t>
+      </w:r>
+      <w:r>
+        <w:rPr>
+          <w:rFonts w:ascii="Avenir Next" w:hAnsi="Avenir Next" w:cs="Avenir Next" w:eastAsia="Avenir Next"/>
+          <w:color w:val="1A1A1A"/>
+          <w:sz w:val="22"/>
+          <w:szCs w:val="21"/>
+        </w:rPr>
+        <w:t xml:space="preserve"> = </w:t>
       </w:r>
       <w:r>
         <w:rPr>
@@ -2779,26 +2817,7 @@
         <w:rPr>
           <w:rFonts w:ascii="Avenir Next" w:hAnsi="Avenir Next" w:cs="Avenir Next" w:eastAsia="Avenir Next"/>
           <w:color w:val="1A1A1A"/>
-          <w:sz w:val="21"/>
-          <w:szCs w:val="21"/>
-        </w:rPr>
-        <w:t xml:space="preserve"> = </w:t>
-      </w:r>
-      <w:r>
-        <w:rPr>
-          <w:rFonts w:ascii="Avenir Next" w:hAnsi="Avenir Next" w:cs="Avenir Next" w:eastAsia="Avenir Next"/>
-          <w:color w:val="1A1A1A"/>
-          <w:sz w:val="21"/>
-          <w:szCs w:val="21"/>
-          <w:u w:val="single"/>
-        </w:rPr>
-        <w:t xml:space="preserve">                </w:t>
-      </w:r>
-      <w:r>
-        <w:rPr>
-          <w:rFonts w:ascii="Avenir Next" w:hAnsi="Avenir Next" w:cs="Avenir Next" w:eastAsia="Avenir Next"/>
-          <w:color w:val="1A1A1A"/>
-          <w:sz w:val="21"/>
+          <w:sz w:val="22"/>
           <w:szCs w:val="21"/>
         </w:rPr>
         <w:t xml:space="preserve">.</w:t>
@@ -2810,7 +2829,7 @@
         <w:tabs>
           <w:tab w:val="left" w:pos="1300"/>
         </w:tabs>
-        <w:spacing w:before="0" w:after="24" w:line="272" w:lineRule="auto"/>
+        <w:spacing w:before="0" w:after="20" w:line="240" w:lineRule="auto"/>
         <w:ind w:left="1300" w:hanging="868"/>
       </w:pPr>
       <w:r>
@@ -2818,35 +2837,35 @@
           <w:rFonts w:ascii="Avenir Next" w:hAnsi="Avenir Next" w:cs="Avenir Next" w:eastAsia="Avenir Next"/>
           <w:b/>
           <w:color w:val="003A70"/>
+          <w:sz w:val="22"/>
+          <w:szCs w:val="18"/>
+        </w:rPr>
+        <w:t xml:space="preserve">Step 3</w:t>
+      </w:r>
+      <w:r>
+        <w:rPr>
+          <w:rFonts w:ascii="Avenir Next" w:hAnsi="Avenir Next" w:cs="Avenir Next" w:eastAsia="Avenir Next"/>
+          <w:color w:val="1A1A1A"/>
           <w:sz w:val="18"/>
           <w:szCs w:val="18"/>
         </w:rPr>
-        <w:t xml:space="preserve">Step 3</w:t>
-      </w:r>
-      <w:r>
-        <w:rPr>
-          <w:rFonts w:ascii="Avenir Next" w:hAnsi="Avenir Next" w:cs="Avenir Next" w:eastAsia="Avenir Next"/>
-          <w:color w:val="1A1A1A"/>
-          <w:sz w:val="18"/>
-          <w:szCs w:val="18"/>
-        </w:rPr>
         <w:tab/>
       </w:r>
       <w:r>
         <w:rPr>
           <w:rFonts w:ascii="Avenir Next" w:hAnsi="Avenir Next" w:cs="Avenir Next" w:eastAsia="Avenir Next"/>
           <w:color w:val="1A1A1A"/>
+          <w:sz w:val="22"/>
+          <w:szCs w:val="21"/>
+        </w:rPr>
+        <w:t xml:space="preserve">The far-away value is </w:t>
+      </w:r>
+      <w:r>
+        <w:rPr>
+          <w:rFonts w:ascii="Avenir Next" w:hAnsi="Avenir Next" w:cs="Avenir Next" w:eastAsia="Avenir Next"/>
+          <w:color w:val="1A1A1A"/>
           <w:sz w:val="21"/>
           <w:szCs w:val="21"/>
-        </w:rPr>
-        <w:t xml:space="preserve">The far-away value is </w:t>
-      </w:r>
-      <w:r>
-        <w:rPr>
-          <w:rFonts w:ascii="Avenir Next" w:hAnsi="Avenir Next" w:cs="Avenir Next" w:eastAsia="Avenir Next"/>
-          <w:color w:val="1A1A1A"/>
-          <w:sz w:val="21"/>
-          <w:szCs w:val="21"/>
           <w:u w:val="single"/>
         </w:rPr>
         <w:t xml:space="preserve">                </w:t>
@@ -2855,7 +2874,7 @@
         <w:rPr>
           <w:rFonts w:ascii="Avenir Next" w:hAnsi="Avenir Next" w:cs="Avenir Next" w:eastAsia="Avenir Next"/>
           <w:color w:val="1A1A1A"/>
-          <w:sz w:val="21"/>
+          <w:sz w:val="22"/>
           <w:szCs w:val="21"/>
         </w:rPr>
         <w:t xml:space="preserve">.</w:t>
@@ -2868,6 +2887,7 @@
     </w:p>
     <w:p>
       <w:pPr>
+        <w:pStyle w:val="Heading2"/>
         <w:keepNext/>
         <w:pBdr>
           <w:bottom w:val="single" w:sz="8" w:space="3" w:color="003A70"/>
@@ -2875,7 +2895,7 @@
         <w:tabs>
           <w:tab w:val="right" w:pos="9504"/>
         </w:tabs>
-        <w:spacing w:before="50" w:after="36" w:line="240" w:lineRule="auto"/>
+        <w:spacing w:before="42" w:after="31" w:line="240" w:lineRule="auto"/>
       </w:pPr>
       <w:r>
         <w:rPr>
@@ -2883,7 +2903,7 @@
           <w:b/>
           <w:color w:val="003A70"/>
           <w:spacing w:val="14"/>
-          <w:sz w:val="19"/>
+          <w:sz w:val="22"/>
           <w:szCs w:val="19"/>
         </w:rPr>
         <w:t xml:space="preserve">YOUR TURN</w:t>
@@ -2902,7 +2922,7 @@
           <w:rFonts w:ascii="Avenir Next" w:hAnsi="Avenir Next" w:cs="Avenir Next" w:eastAsia="Avenir Next"/>
           <w:i/>
           <w:color w:val="5A5F66"/>
-          <w:sz w:val="17"/>
+          <w:sz w:val="22"/>
           <w:szCs w:val="17"/>
         </w:rPr>
         <w:t xml:space="preserve">use the steps on your own</w:t>
@@ -2952,7 +2972,7 @@
               <w:tabs>
                 <w:tab w:val="left" w:pos="432"/>
               </w:tabs>
-              <w:spacing w:before="90" w:after="40" w:line="268" w:lineRule="auto"/>
+              <w:spacing w:before="76" w:after="34" w:line="240" w:lineRule="auto"/>
               <w:ind w:left="432" w:hanging="432"/>
             </w:pPr>
             <w:r>
@@ -3025,7 +3045,7 @@
                     <w:tabs>
                       <w:tab w:val="left" w:pos="340"/>
                     </w:tabs>
-                    <w:spacing w:before="0" w:after="0" w:line="276" w:lineRule="auto"/>
+                    <w:spacing w:before="0" w:after="0" w:line="240" w:lineRule="auto"/>
                     <w:ind w:left="340" w:hanging="340"/>
                   </w:pPr>
                   <w:r>
@@ -3073,7 +3093,7 @@
                       <w:szCs w:val="22"/>
                       <w:u w:val="single"/>
                     </w:rPr>
-                    <w:t xml:space="preserve">      </w:t>
+                    <w:t xml:space="preserve">          </w:t>
                   </w:r>
                 </w:p>
               </w:tc>
@@ -3087,7 +3107,7 @@
                     <w:tabs>
                       <w:tab w:val="left" w:pos="340"/>
                     </w:tabs>
-                    <w:spacing w:before="0" w:after="0" w:line="276" w:lineRule="auto"/>
+                    <w:spacing w:before="0" w:after="0" w:line="240" w:lineRule="auto"/>
                     <w:ind w:left="340" w:hanging="340"/>
                   </w:pPr>
                   <w:r>
@@ -3135,7 +3155,7 @@
                       <w:szCs w:val="22"/>
                       <w:u w:val="single"/>
                     </w:rPr>
-                    <w:t xml:space="preserve">      </w:t>
+                    <w:t xml:space="preserve">          </w:t>
                   </w:r>
                 </w:p>
               </w:tc>
@@ -3155,7 +3175,7 @@
                     <w:tabs>
                       <w:tab w:val="left" w:pos="340"/>
                     </w:tabs>
-                    <w:spacing w:before="0" w:after="0" w:line="276" w:lineRule="auto"/>
+                    <w:spacing w:before="0" w:after="0" w:line="240" w:lineRule="auto"/>
                     <w:ind w:left="340" w:hanging="340"/>
                   </w:pPr>
                   <w:r>
@@ -3203,7 +3223,7 @@
                       <w:szCs w:val="22"/>
                       <w:u w:val="single"/>
                     </w:rPr>
-                    <w:t xml:space="preserve">      </w:t>
+                    <w:t xml:space="preserve">          </w:t>
                   </w:r>
                 </w:p>
               </w:tc>
@@ -3217,7 +3237,7 @@
                     <w:tabs>
                       <w:tab w:val="left" w:pos="340"/>
                     </w:tabs>
-                    <w:spacing w:before="0" w:after="0" w:line="276" w:lineRule="auto"/>
+                    <w:spacing w:before="0" w:after="0" w:line="240" w:lineRule="auto"/>
                     <w:ind w:left="340" w:hanging="340"/>
                   </w:pPr>
                   <w:r>
@@ -3265,7 +3285,7 @@
                       <w:szCs w:val="22"/>
                       <w:u w:val="single"/>
                     </w:rPr>
-                    <w:t xml:space="preserve">      </w:t>
+                    <w:t xml:space="preserve">          </w:t>
                   </w:r>
                 </w:p>
               </w:tc>
@@ -3286,6 +3306,7 @@
     </w:p>
     <w:p>
       <w:pPr>
+        <w:pStyle w:val="Heading2"/>
         <w:keepNext/>
         <w:pBdr>
           <w:bottom w:val="single" w:sz="8" w:space="3" w:color="003A70"/>
@@ -3293,7 +3314,7 @@
         <w:tabs>
           <w:tab w:val="right" w:pos="9504"/>
         </w:tabs>
-        <w:spacing w:before="50" w:after="36" w:line="240" w:lineRule="auto"/>
+        <w:spacing w:before="42" w:after="31" w:line="240" w:lineRule="auto"/>
       </w:pPr>
       <w:r>
         <w:rPr>
@@ -3301,7 +3322,7 @@
           <w:b/>
           <w:color w:val="003A70"/>
           <w:spacing w:val="14"/>
-          <w:sz w:val="19"/>
+          <w:sz w:val="22"/>
           <w:szCs w:val="19"/>
         </w:rPr>
         <w:t xml:space="preserve">READY CHECK</w:t>
@@ -3320,7 +3341,7 @@
           <w:rFonts w:ascii="Avenir Next" w:hAnsi="Avenir Next" w:cs="Avenir Next" w:eastAsia="Avenir Next"/>
           <w:i/>
           <w:color w:val="5A5F66"/>
-          <w:sz w:val="17"/>
+          <w:sz w:val="22"/>
           <w:szCs w:val="17"/>
         </w:rPr>
         <w:t xml:space="preserve">a problem like the one in today’s lesson</w:t>
@@ -3370,7 +3391,7 @@
               <w:tabs>
                 <w:tab w:val="left" w:pos="432"/>
               </w:tabs>
-              <w:spacing w:before="90" w:after="40" w:line="268" w:lineRule="auto"/>
+              <w:spacing w:before="76" w:after="34" w:line="240" w:lineRule="auto"/>
               <w:ind w:left="432" w:hanging="432"/>
             </w:pPr>
             <w:r>
@@ -3442,7 +3463,7 @@
                     <w:tabs>
                       <w:tab w:val="left" w:pos="340"/>
                     </w:tabs>
-                    <w:spacing w:before="0" w:after="0" w:line="264" w:lineRule="auto"/>
+                    <w:spacing w:before="0" w:after="0" w:line="240" w:lineRule="auto"/>
                     <w:ind w:left="340" w:hanging="340"/>
                   </w:pPr>
                   <w:r>
@@ -3450,25 +3471,25 @@
                       <w:rFonts w:ascii="Avenir Next" w:hAnsi="Avenir Next" w:cs="Avenir Next" w:eastAsia="Avenir Next"/>
                       <w:b/>
                       <w:color w:val="003A70"/>
+                      <w:sz w:val="22"/>
+                      <w:szCs w:val="21"/>
+                    </w:rPr>
+                    <w:t xml:space="preserve">A</w:t>
+                  </w:r>
+                  <w:r>
+                    <w:rPr>
+                      <w:rFonts w:ascii="Avenir Next" w:hAnsi="Avenir Next" w:cs="Avenir Next" w:eastAsia="Avenir Next"/>
+                      <w:color w:val="1A1A1A"/>
                       <w:sz w:val="21"/>
                       <w:szCs w:val="21"/>
                     </w:rPr>
-                    <w:t xml:space="preserve">A</w:t>
-                  </w:r>
-                  <w:r>
-                    <w:rPr>
-                      <w:rFonts w:ascii="Avenir Next" w:hAnsi="Avenir Next" w:cs="Avenir Next" w:eastAsia="Avenir Next"/>
-                      <w:color w:val="1A1A1A"/>
-                      <w:sz w:val="21"/>
-                      <w:szCs w:val="21"/>
-                    </w:rPr>
                     <w:tab/>
                   </w:r>
                   <w:r>
                     <w:rPr>
                       <w:rFonts w:ascii="Avenir Next" w:hAnsi="Avenir Next" w:cs="Avenir Next" w:eastAsia="Avenir Next"/>
                       <w:color w:val="1A1A1A"/>
-                      <w:sz w:val="21"/>
+                      <w:sz w:val="22"/>
                       <w:szCs w:val="21"/>
                     </w:rPr>
                     <w:t xml:space="preserve">10, 12, 14, 16, 18, 20</w:t>
@@ -3485,7 +3506,7 @@
                     <w:tabs>
                       <w:tab w:val="left" w:pos="340"/>
                     </w:tabs>
-                    <w:spacing w:before="0" w:after="0" w:line="264" w:lineRule="auto"/>
+                    <w:spacing w:before="0" w:after="0" w:line="240" w:lineRule="auto"/>
                     <w:ind w:left="340" w:hanging="340"/>
                   </w:pPr>
                   <w:r>
@@ -3493,25 +3514,25 @@
                       <w:rFonts w:ascii="Avenir Next" w:hAnsi="Avenir Next" w:cs="Avenir Next" w:eastAsia="Avenir Next"/>
                       <w:b/>
                       <w:color w:val="003A70"/>
+                      <w:sz w:val="22"/>
+                      <w:szCs w:val="21"/>
+                    </w:rPr>
+                    <w:t xml:space="preserve">B</w:t>
+                  </w:r>
+                  <w:r>
+                    <w:rPr>
+                      <w:rFonts w:ascii="Avenir Next" w:hAnsi="Avenir Next" w:cs="Avenir Next" w:eastAsia="Avenir Next"/>
+                      <w:color w:val="1A1A1A"/>
                       <w:sz w:val="21"/>
                       <w:szCs w:val="21"/>
                     </w:rPr>
-                    <w:t xml:space="preserve">B</w:t>
-                  </w:r>
-                  <w:r>
-                    <w:rPr>
-                      <w:rFonts w:ascii="Avenir Next" w:hAnsi="Avenir Next" w:cs="Avenir Next" w:eastAsia="Avenir Next"/>
-                      <w:color w:val="1A1A1A"/>
-                      <w:sz w:val="21"/>
-                      <w:szCs w:val="21"/>
-                    </w:rPr>
                     <w:tab/>
                   </w:r>
                   <w:r>
                     <w:rPr>
                       <w:rFonts w:ascii="Avenir Next" w:hAnsi="Avenir Next" w:cs="Avenir Next" w:eastAsia="Avenir Next"/>
                       <w:color w:val="1A1A1A"/>
-                      <w:sz w:val="21"/>
+                      <w:sz w:val="22"/>
                       <w:szCs w:val="21"/>
                     </w:rPr>
                     <w:t xml:space="preserve">10, 11, 12, 13, 14, 41</w:t>
@@ -3533,7 +3554,7 @@
                     <w:tabs>
                       <w:tab w:val="left" w:pos="340"/>
                     </w:tabs>
-                    <w:spacing w:before="0" w:after="0" w:line="264" w:lineRule="auto"/>
+                    <w:spacing w:before="0" w:after="0" w:line="240" w:lineRule="auto"/>
                     <w:ind w:left="340" w:hanging="340"/>
                   </w:pPr>
                   <w:r>
@@ -3541,25 +3562,25 @@
                       <w:rFonts w:ascii="Avenir Next" w:hAnsi="Avenir Next" w:cs="Avenir Next" w:eastAsia="Avenir Next"/>
                       <w:b/>
                       <w:color w:val="003A70"/>
+                      <w:sz w:val="22"/>
+                      <w:szCs w:val="21"/>
+                    </w:rPr>
+                    <w:t xml:space="preserve">C</w:t>
+                  </w:r>
+                  <w:r>
+                    <w:rPr>
+                      <w:rFonts w:ascii="Avenir Next" w:hAnsi="Avenir Next" w:cs="Avenir Next" w:eastAsia="Avenir Next"/>
+                      <w:color w:val="1A1A1A"/>
                       <w:sz w:val="21"/>
                       <w:szCs w:val="21"/>
                     </w:rPr>
-                    <w:t xml:space="preserve">C</w:t>
-                  </w:r>
-                  <w:r>
-                    <w:rPr>
-                      <w:rFonts w:ascii="Avenir Next" w:hAnsi="Avenir Next" w:cs="Avenir Next" w:eastAsia="Avenir Next"/>
-                      <w:color w:val="1A1A1A"/>
-                      <w:sz w:val="21"/>
-                      <w:szCs w:val="21"/>
-                    </w:rPr>
                     <w:tab/>
                   </w:r>
                   <w:r>
                     <w:rPr>
                       <w:rFonts w:ascii="Avenir Next" w:hAnsi="Avenir Next" w:cs="Avenir Next" w:eastAsia="Avenir Next"/>
                       <w:color w:val="1A1A1A"/>
-                      <w:sz w:val="21"/>
+                      <w:sz w:val="22"/>
                       <w:szCs w:val="21"/>
                     </w:rPr>
                     <w:t xml:space="preserve">30, 31, 33, 34, 36, 37</w:t>
@@ -3576,7 +3597,7 @@
                     <w:tabs>
                       <w:tab w:val="left" w:pos="340"/>
                     </w:tabs>
-                    <w:spacing w:before="0" w:after="0" w:line="264" w:lineRule="auto"/>
+                    <w:spacing w:before="0" w:after="0" w:line="240" w:lineRule="auto"/>
                     <w:ind w:left="340" w:hanging="340"/>
                   </w:pPr>
                   <w:r>
@@ -3584,25 +3605,25 @@
                       <w:rFonts w:ascii="Avenir Next" w:hAnsi="Avenir Next" w:cs="Avenir Next" w:eastAsia="Avenir Next"/>
                       <w:b/>
                       <w:color w:val="003A70"/>
+                      <w:sz w:val="22"/>
+                      <w:szCs w:val="21"/>
+                    </w:rPr>
+                    <w:t xml:space="preserve">D</w:t>
+                  </w:r>
+                  <w:r>
+                    <w:rPr>
+                      <w:rFonts w:ascii="Avenir Next" w:hAnsi="Avenir Next" w:cs="Avenir Next" w:eastAsia="Avenir Next"/>
+                      <w:color w:val="1A1A1A"/>
                       <w:sz w:val="21"/>
                       <w:szCs w:val="21"/>
                     </w:rPr>
-                    <w:t xml:space="preserve">D</w:t>
-                  </w:r>
-                  <w:r>
-                    <w:rPr>
-                      <w:rFonts w:ascii="Avenir Next" w:hAnsi="Avenir Next" w:cs="Avenir Next" w:eastAsia="Avenir Next"/>
-                      <w:color w:val="1A1A1A"/>
-                      <w:sz w:val="21"/>
-                      <w:szCs w:val="21"/>
-                    </w:rPr>
                     <w:tab/>
                   </w:r>
                   <w:r>
                     <w:rPr>
                       <w:rFonts w:ascii="Avenir Next" w:hAnsi="Avenir Next" w:cs="Avenir Next" w:eastAsia="Avenir Next"/>
                       <w:color w:val="1A1A1A"/>
-                      <w:sz w:val="21"/>
+                      <w:sz w:val="22"/>
                       <w:szCs w:val="21"/>
                     </w:rPr>
                     <w:t xml:space="preserve">5, 15, 25, 35, 45, 55</w:t>
@@ -3651,19 +3672,42 @@
         <w:tblLook w:val="0000" w:firstRow="0" w:lastRow="0" w:firstColumn="0" w:lastColumn="0" w:noHBand="1" w:noVBand="1"/>
       </w:tblPr>
       <w:tblGrid>
-        <w:gridCol w:w="2000"/>
-        <w:gridCol w:w="2300"/>
-        <w:gridCol w:w="2100"/>
-        <w:gridCol w:w="3104"/>
+        <w:gridCol w:w="1750"/>
+        <w:gridCol w:w="2500"/>
+        <w:gridCol w:w="2200"/>
+        <w:gridCol w:w="3054"/>
       </w:tblGrid>
       <w:tr>
         <w:trPr>
           <w:cantSplit/>
-          <w:trHeight w:val="320" w:hRule="atLeast"/>
+          <w:trHeight w:val="300" w:hRule="atLeast"/>
         </w:trPr>
         <w:tc>
           <w:tcPr>
-            <w:tcW w:w="2000" w:type="dxa"/>
+            <w:tcW w:w="1750" w:type="dxa"/>
+            <w:vAlign w:val="center"/>
+          </w:tcPr>
+          <w:p>
+            <w:pPr>
+              <w:pStyle w:val="Heading2"/>
+              <w:spacing w:before="0" w:after="0" w:line="240" w:lineRule="auto"/>
+            </w:pPr>
+            <w:r>
+              <w:rPr>
+                <w:rFonts w:ascii="Avenir Next" w:hAnsi="Avenir Next" w:cs="Avenir Next" w:eastAsia="Avenir Next"/>
+                <w:b/>
+                <w:color w:val="003A70"/>
+                <w:spacing w:val="12"/>
+                <w:sz w:val="15"/>
+                <w:szCs w:val="15"/>
+              </w:rPr>
+              <w:t xml:space="preserve">CHECK YOURSELF</w:t>
+            </w:r>
+          </w:p>
+        </w:tc>
+        <w:tc>
+          <w:tcPr>
+            <w:tcW w:w="2500" w:type="dxa"/>
             <w:vAlign w:val="center"/>
           </w:tcPr>
           <w:p>
@@ -3672,20 +3716,27 @@
             </w:pPr>
             <w:r>
               <w:rPr>
-                <w:rFonts w:ascii="Avenir Next" w:hAnsi="Avenir Next" w:cs="Avenir Next" w:eastAsia="Avenir Next"/>
-                <w:b/>
-                <w:color w:val="003A70"/>
-                <w:spacing w:val="12"/>
-                <w:sz w:val="15"/>
-                <w:szCs w:val="15"/>
-              </w:rPr>
-              <w:t xml:space="preserve">CHECK YOURSELF</w:t>
+                <w:rFonts w:ascii="Arial" w:hAnsi="Arial" w:cs="Arial" w:eastAsia="Arial"/>
+                <w:color w:val="1A1A1A"/>
+                <w:sz w:val="20"/>
+                <w:szCs w:val="20"/>
+              </w:rPr>
+              <w:t xml:space="preserve">□</w:t>
+            </w:r>
+            <w:r>
+              <w:rPr>
+                <w:rFonts w:ascii="Avenir Next" w:hAnsi="Avenir Next" w:cs="Avenir Next" w:eastAsia="Avenir Next"/>
+                <w:color w:val="1A1A1A"/>
+                <w:sz w:val="17"/>
+                <w:szCs w:val="17"/>
+              </w:rPr>
+              <w:t xml:space="preserve">  I can do this on my own</w:t>
             </w:r>
           </w:p>
         </w:tc>
         <w:tc>
           <w:tcPr>
-            <w:tcW w:w="2300" w:type="dxa"/>
+            <w:tcW w:w="2200" w:type="dxa"/>
             <w:vAlign w:val="center"/>
           </w:tcPr>
           <w:p>
@@ -3696,8 +3747,8 @@
               <w:rPr>
                 <w:rFonts w:ascii="Arial" w:hAnsi="Arial" w:cs="Arial" w:eastAsia="Arial"/>
                 <w:color w:val="1A1A1A"/>
-                <w:sz w:val="24"/>
-                <w:szCs w:val="24"/>
+                <w:sz w:val="20"/>
+                <w:szCs w:val="20"/>
               </w:rPr>
               <w:t xml:space="preserve">□</w:t>
             </w:r>
@@ -3708,13 +3759,13 @@
                 <w:sz w:val="17"/>
                 <w:szCs w:val="17"/>
               </w:rPr>
-              <w:t xml:space="preserve">  I can do this on my own</w:t>
+              <w:t xml:space="preserve">  I need a little help</w:t>
             </w:r>
           </w:p>
         </w:tc>
         <w:tc>
           <w:tcPr>
-            <w:tcW w:w="2100" w:type="dxa"/>
+            <w:tcW w:w="3054" w:type="dxa"/>
             <w:vAlign w:val="center"/>
           </w:tcPr>
           <w:p>
@@ -3725,37 +3776,8 @@
               <w:rPr>
                 <w:rFonts w:ascii="Arial" w:hAnsi="Arial" w:cs="Arial" w:eastAsia="Arial"/>
                 <w:color w:val="1A1A1A"/>
-                <w:sz w:val="24"/>
-                <w:szCs w:val="24"/>
-              </w:rPr>
-              <w:t xml:space="preserve">□</w:t>
-            </w:r>
-            <w:r>
-              <w:rPr>
-                <w:rFonts w:ascii="Avenir Next" w:hAnsi="Avenir Next" w:cs="Avenir Next" w:eastAsia="Avenir Next"/>
-                <w:color w:val="1A1A1A"/>
-                <w:sz w:val="17"/>
-                <w:szCs w:val="17"/>
-              </w:rPr>
-              <w:t xml:space="preserve">  I need a little help</w:t>
-            </w:r>
-          </w:p>
-        </w:tc>
-        <w:tc>
-          <w:tcPr>
-            <w:tcW w:w="3104" w:type="dxa"/>
-            <w:vAlign w:val="center"/>
-          </w:tcPr>
-          <w:p>
-            <w:pPr>
-              <w:spacing w:before="0" w:after="0" w:line="240" w:lineRule="auto"/>
-            </w:pPr>
-            <w:r>
-              <w:rPr>
-                <w:rFonts w:ascii="Arial" w:hAnsi="Arial" w:cs="Arial" w:eastAsia="Arial"/>
-                <w:color w:val="1A1A1A"/>
-                <w:sz w:val="24"/>
-                <w:szCs w:val="24"/>
+                <w:sz w:val="20"/>
+                <w:szCs w:val="20"/>
               </w:rPr>
               <w:t xml:space="preserve">□</w:t>
             </w:r>
@@ -3790,7 +3812,7 @@
     <w:sectPr>
       <w:footerReference w:type="default" r:id="rIdFooter1"/>
       <w:pgSz w:w="12240" w:h="15840"/>
-      <w:pgMar w:top="893" w:right="1224" w:bottom="835" w:left="1512" w:header="432" w:footer="432" w:gutter="0"/>
+      <w:pgMar w:top="780" w:right="1224" w:bottom="760" w:left="1512" w:header="432" w:footer="432" w:gutter="0"/>
       <w:cols w:space="720"/>
     </w:sectPr>
   </w:body>
@@ -3870,7 +3892,106 @@
               <w:sz w:val="15"/>
               <w:szCs w:val="15"/>
             </w:rPr>
-            <w:t xml:space="preserve">Lesson 2-3  ·  Session 1  ·  Prerequisite Practice A</w:t>
+            <w:t xml:space="preserve">2-6 · Page </w:t>
+          </w:r>
+          <w:r>
+            <w:rPr>
+              <w:rFonts w:ascii="Avenir Next" w:hAnsi="Avenir Next" w:cs="Avenir Next" w:eastAsia="Avenir Next"/>
+              <w:color w:val="5A5F66"/>
+              <w:sz w:val="15"/>
+              <w:szCs w:val="15"/>
+            </w:rPr>
+            <w:fldChar w:fldCharType="begin"/>
+          </w:r>
+          <w:r>
+            <w:rPr>
+              <w:rFonts w:ascii="Avenir Next" w:hAnsi="Avenir Next" w:cs="Avenir Next" w:eastAsia="Avenir Next"/>
+              <w:color w:val="5A5F66"/>
+              <w:sz w:val="15"/>
+              <w:szCs w:val="15"/>
+            </w:rPr>
+            <w:instrText xml:space="preserve"> PAGE </w:instrText>
+          </w:r>
+          <w:r>
+            <w:rPr>
+              <w:rFonts w:ascii="Avenir Next" w:hAnsi="Avenir Next" w:cs="Avenir Next" w:eastAsia="Avenir Next"/>
+              <w:color w:val="5A5F66"/>
+              <w:sz w:val="15"/>
+              <w:szCs w:val="15"/>
+            </w:rPr>
+            <w:fldChar w:fldCharType="separate"/>
+          </w:r>
+          <w:r>
+            <w:rPr>
+              <w:rFonts w:ascii="Avenir Next" w:hAnsi="Avenir Next" w:cs="Avenir Next" w:eastAsia="Avenir Next"/>
+              <w:color w:val="5A5F66"/>
+              <w:sz w:val="15"/>
+              <w:szCs w:val="15"/>
+            </w:rPr>
+            <w:t xml:space="preserve">1</w:t>
+          </w:r>
+          <w:r>
+            <w:rPr>
+              <w:rFonts w:ascii="Avenir Next" w:hAnsi="Avenir Next" w:cs="Avenir Next" w:eastAsia="Avenir Next"/>
+              <w:color w:val="5A5F66"/>
+              <w:sz w:val="15"/>
+              <w:szCs w:val="15"/>
+            </w:rPr>
+            <w:fldChar w:fldCharType="end"/>
+          </w:r>
+          <w:r>
+            <w:rPr>
+              <w:rFonts w:ascii="Avenir Next" w:hAnsi="Avenir Next" w:cs="Avenir Next" w:eastAsia="Avenir Next"/>
+              <w:color w:val="5A5F66"/>
+              <w:sz w:val="15"/>
+              <w:szCs w:val="15"/>
+            </w:rPr>
+            <w:t xml:space="preserve"> of </w:t>
+          </w:r>
+          <w:r>
+            <w:rPr>
+              <w:rFonts w:ascii="Avenir Next" w:hAnsi="Avenir Next" w:cs="Avenir Next" w:eastAsia="Avenir Next"/>
+              <w:color w:val="5A5F66"/>
+              <w:sz w:val="15"/>
+              <w:szCs w:val="15"/>
+            </w:rPr>
+            <w:fldChar w:fldCharType="begin"/>
+          </w:r>
+          <w:r>
+            <w:rPr>
+              <w:rFonts w:ascii="Avenir Next" w:hAnsi="Avenir Next" w:cs="Avenir Next" w:eastAsia="Avenir Next"/>
+              <w:color w:val="5A5F66"/>
+              <w:sz w:val="15"/>
+              <w:szCs w:val="15"/>
+            </w:rPr>
+            <w:instrText xml:space="preserve"> NUMPAGES </w:instrText>
+          </w:r>
+          <w:r>
+            <w:rPr>
+              <w:rFonts w:ascii="Avenir Next" w:hAnsi="Avenir Next" w:cs="Avenir Next" w:eastAsia="Avenir Next"/>
+              <w:color w:val="5A5F66"/>
+              <w:sz w:val="15"/>
+              <w:szCs w:val="15"/>
+            </w:rPr>
+            <w:fldChar w:fldCharType="separate"/>
+          </w:r>
+          <w:r>
+            <w:rPr>
+              <w:rFonts w:ascii="Avenir Next" w:hAnsi="Avenir Next" w:cs="Avenir Next" w:eastAsia="Avenir Next"/>
+              <w:color w:val="5A5F66"/>
+              <w:sz w:val="15"/>
+              <w:szCs w:val="15"/>
+            </w:rPr>
+            <w:t xml:space="preserve">1</w:t>
+          </w:r>
+          <w:r>
+            <w:rPr>
+              <w:rFonts w:ascii="Avenir Next" w:hAnsi="Avenir Next" w:cs="Avenir Next" w:eastAsia="Avenir Next"/>
+              <w:color w:val="5A5F66"/>
+              <w:sz w:val="15"/>
+              <w:szCs w:val="15"/>
+            </w:rPr>
+            <w:fldChar w:fldCharType="end"/>
           </w:r>
         </w:p>
       </w:tc>
@@ -3913,5 +4034,23 @@
       </w:tblCellMar>
     </w:tblPr>
   </w:style>
+  <w:style w:type="paragraph" w:styleId="Heading1">
+    <w:name w:val="heading 1"/>
+    <w:basedOn w:val="Normal"/>
+    <w:pPr>
+      <w:outlineLvl w:val="0"/>
+      <w:keepNext w:val="0"/>
+      <w:keepLines w:val="0"/>
+    </w:pPr>
+  </w:style>
+  <w:style w:type="paragraph" w:styleId="Heading2">
+    <w:name w:val="heading 2"/>
+    <w:basedOn w:val="Normal"/>
+    <w:pPr>
+      <w:outlineLvl w:val="1"/>
+      <w:keepNext w:val="0"/>
+      <w:keepLines w:val="0"/>
+    </w:pPr>
+  </w:style>
 </w:styles>
 </file>